--- a/CareAnd-AI매칭-설계서.docx
+++ b/CareAnd-AI매칭-설계서.docx
@@ -76,13 +76,7 @@
         <w:spacing w:after="240" w:line="276" w:lineRule="auto"/>
       </w:pPr>
       <w:r>
-        <w:rPr>
-          <w:rFonts w:ascii="맑은 고딕" w:hAnsi="맑은 고딕" w:eastAsia="맑은 고딕"/>
-          <w:color w:val="666666"/>
-          <w:sz w:val="20"/>
-          <w:szCs w:val="20"/>
-        </w:rPr>
-        <w:t xml:space="preserve">작성일: 2026-06-27   ·   대상: careand.aiclaude.kr 매칭 엔진(백엔드 Laravel + AI 서비스 FastAPI)   ·   버전: rule-v3</w:t>
+        <w:t>작성일: 2026-06-27 · 개정: 2026-06-28(L2R 추가) · 대상: careand.aiclaude.kr 매칭 엔진(백엔드 Laravel + AI 서비스 FastAPI) · 버전: rule-v3 + L2R(데이터 임계 게이트)</w:t>
       </w:r>
     </w:p>
     <w:p>
@@ -3942,13 +3936,297 @@
     <w:p>
       <w:pPr>
         <w:pStyle w:val="Heading1"/>
+      </w:pPr>
+      <w:r>
+        <w:rPr>
+          <w:b w:val="0"/>
+        </w:rPr>
+        <w:t>9. 학습기반 매칭 (L2R) — 룰 위의 학습 레이어</w:t>
+      </w:r>
+    </w:p>
+    <w:p>
+      <w:pPr/>
+      <w:r>
+        <w:rPr>
+          <w:b w:val="0"/>
+        </w:rPr>
+        <w:t>rule-v3의 가중치(특기 0.4·거리 0.3·평점 0.2·경험 0.1 등)는 사람이 정한 휴리스틱이다. L2R(Learning-to-Rank)은 동일한 신호 위에 과거 '추천 후보 → 보호자 실제 선택' 이력을 정답으로 삼아 최적 가중을 데이터로 학습한다. 핵심 원칙은 '데이터가 충분할 때만 학습 모델을 쓰고, 부족하면 자동으로 rule-v3로 폴백'하여 정성껏 튜닝한 룰을 과적합 모델로 훼손하지 않는 것이다.</w:t>
+      </w:r>
+    </w:p>
+    <w:p>
+      <w:pPr/>
+      <w:r>
+        <w:rPr>
+          <w:b/>
+        </w:rPr>
+        <w:t>9.1 학습 데이터·라벨</w:t>
+      </w:r>
+    </w:p>
+    <w:p>
+      <w:pPr/>
+      <w:r>
+        <w:rPr>
+          <w:b w:val="0"/>
+        </w:rPr>
+        <w:t>match_candidates 1행 = 1 학습 샘플. 라벨 = 그 후보의 돌봄전문가가 해당 요청의 실제 매칭(matches)으로 선택됐는가(1/0). feature는 서빙과 동일한 함수(l2r.subscores)로 계산하여 학습-서빙 feature 불일치(skew)를 원천 차단한다.</w:t>
+      </w:r>
+    </w:p>
+    <w:p>
+      <w:pPr/>
+      <w:r>
+        <w:rPr>
+          <w:b/>
+        </w:rPr>
+        <w:t>9.2 모델·블렌딩</w:t>
+      </w:r>
+    </w:p>
+    <w:p>
+      <w:pPr/>
+      <w:r>
+        <w:t>로지스틱 회귀로 P(선택)을 산출하고, 최종 점수 = (1 - w)·rule_score + w·P(선택) 로 재랭킹한다(w = 블렌딩 가중, 기본 0.5). 성별 정렬 파티션·하드 필터·임계(min_score) 우회 등 안전 정책은 rule-v3와 동일하게 점수 산출 바깥에서 그대로 적용된다.</w:t>
+      </w:r>
+    </w:p>
+    <w:p>
+      <w:pPr/>
+      <w:r>
+        <w:rPr>
+          <w:b/>
+        </w:rPr>
+        <w:t>9.3 데이터 임계 게이트 (안전장치)</w:t>
+      </w:r>
+    </w:p>
+    <w:p>
+      <w:pPr/>
+      <w:r>
+        <w:rPr>
+          <w:b w:val="0"/>
+        </w:rPr>
+        <w:t>학습 표본 수와 양성(선택) 표본 수가 임계 미달이거나 모델이 없으면 모델을 비활성화하고 순수 rule-v3로 동작한다. 표본이 임계를 넘으면 주간 재학습이 코드 변경 없이 L2R을 자동 활성화한다. 환경변수로 강제 on/off도 가능하다.</w:t>
+      </w:r>
+    </w:p>
+    <w:p>
+      <w:pPr/>
+      <w:r>
+        <w:rPr>
+          <w:b/>
+        </w:rPr>
+        <w:t>9.4 게이트 파라미터</w:t>
+      </w:r>
+    </w:p>
+    <w:tbl>
+      <w:tblPr>
+        <w:tblW w:type="auto" w:w="0"/>
+        <w:tblLook w:firstColumn="1" w:firstRow="1" w:lastColumn="0" w:lastRow="0" w:noHBand="0" w:noVBand="1" w:val="04A0"/>
+      </w:tblPr>
+      <w:tblGrid>
+        <w:gridCol w:w="3213"/>
+        <w:gridCol w:w="3213"/>
+        <w:gridCol w:w="3213"/>
+      </w:tblGrid>
+      <w:tr>
+        <w:tc>
+          <w:tcPr>
+            <w:tcW w:type="dxa" w:w="3213"/>
+          </w:tcPr>
+          <w:p>
+            <w:r/>
+            <w:r>
+              <w:rPr>
+                <w:b/>
+              </w:rPr>
+              <w:t>파라미터</w:t>
+            </w:r>
+          </w:p>
+        </w:tc>
+        <w:tc>
+          <w:tcPr>
+            <w:tcW w:type="dxa" w:w="3213"/>
+          </w:tcPr>
+          <w:p>
+            <w:r/>
+            <w:r>
+              <w:rPr>
+                <w:b/>
+              </w:rPr>
+              <w:t>기본값</w:t>
+            </w:r>
+          </w:p>
+        </w:tc>
+        <w:tc>
+          <w:tcPr>
+            <w:tcW w:type="dxa" w:w="3213"/>
+          </w:tcPr>
+          <w:p>
+            <w:r/>
+            <w:r>
+              <w:rPr>
+                <w:b/>
+              </w:rPr>
+              <w:t>의미</w:t>
+            </w:r>
+          </w:p>
+        </w:tc>
+      </w:tr>
+      <w:tr>
+        <w:tc>
+          <w:tcPr>
+            <w:tcW w:type="dxa" w:w="3213"/>
+          </w:tcPr>
+          <w:p>
+            <w:r>
+              <w:t>ML_L2R_MIN_SAMPLES</w:t>
+            </w:r>
+          </w:p>
+        </w:tc>
+        <w:tc>
+          <w:tcPr>
+            <w:tcW w:type="dxa" w:w="3213"/>
+          </w:tcPr>
+          <w:p>
+            <w:r>
+              <w:t>200</w:t>
+            </w:r>
+          </w:p>
+        </w:tc>
+        <w:tc>
+          <w:tcPr>
+            <w:tcW w:type="dxa" w:w="3213"/>
+          </w:tcPr>
+          <w:p>
+            <w:r>
+              <w:t>L2R 활성 최소 학습 표본 수</w:t>
+            </w:r>
+          </w:p>
+        </w:tc>
+      </w:tr>
+      <w:tr>
+        <w:tc>
+          <w:tcPr>
+            <w:tcW w:type="dxa" w:w="3213"/>
+          </w:tcPr>
+          <w:p>
+            <w:r>
+              <w:t>ML_L2R_MIN_POSITIVES</w:t>
+            </w:r>
+          </w:p>
+        </w:tc>
+        <w:tc>
+          <w:tcPr>
+            <w:tcW w:type="dxa" w:w="3213"/>
+          </w:tcPr>
+          <w:p>
+            <w:r>
+              <w:t>60</w:t>
+            </w:r>
+          </w:p>
+        </w:tc>
+        <w:tc>
+          <w:tcPr>
+            <w:tcW w:type="dxa" w:w="3213"/>
+          </w:tcPr>
+          <w:p>
+            <w:r>
+              <w:t>L2R 활성 최소 양성(선택) 표본 수</w:t>
+            </w:r>
+          </w:p>
+        </w:tc>
+      </w:tr>
+      <w:tr>
+        <w:tc>
+          <w:tcPr>
+            <w:tcW w:type="dxa" w:w="3213"/>
+          </w:tcPr>
+          <w:p>
+            <w:r>
+              <w:t>ML_L2R_ALPHA</w:t>
+            </w:r>
+          </w:p>
+        </w:tc>
+        <w:tc>
+          <w:tcPr>
+            <w:tcW w:type="dxa" w:w="3213"/>
+          </w:tcPr>
+          <w:p>
+            <w:r>
+              <w:t>0.5</w:t>
+            </w:r>
+          </w:p>
+        </w:tc>
+        <w:tc>
+          <w:tcPr>
+            <w:tcW w:type="dxa" w:w="3213"/>
+          </w:tcPr>
+          <w:p>
+            <w:r>
+              <w:t>블렌딩 가중(모델:룰 비중)</w:t>
+            </w:r>
+          </w:p>
+        </w:tc>
+      </w:tr>
+      <w:tr>
+        <w:tc>
+          <w:tcPr>
+            <w:tcW w:type="dxa" w:w="3213"/>
+          </w:tcPr>
+          <w:p>
+            <w:r>
+              <w:t>ML_L2R_ENABLED</w:t>
+            </w:r>
+          </w:p>
+        </w:tc>
+        <w:tc>
+          <w:tcPr>
+            <w:tcW w:type="dxa" w:w="3213"/>
+          </w:tcPr>
+          <w:p>
+            <w:r>
+              <w:t>(자동)</w:t>
+            </w:r>
+          </w:p>
+        </w:tc>
+        <w:tc>
+          <w:tcPr>
+            <w:tcW w:type="dxa" w:w="3213"/>
+          </w:tcPr>
+          <w:p>
+            <w:r>
+              <w:t>1=강제 활성 / 0=강제 비활성 / 미설정=임계 자동 판정</w:t>
+            </w:r>
+          </w:p>
+        </w:tc>
+      </w:tr>
+    </w:tbl>
+    <w:p>
+      <w:pPr/>
+      <w:r>
+        <w:rPr>
+          <w:b/>
+        </w:rPr>
+        <w:t>9.5 운영·재학습</w:t>
+      </w:r>
+    </w:p>
+    <w:p>
+      <w:pPr/>
+      <w:r>
+        <w:rPr>
+          <w:b w:val="0"/>
+        </w:rPr>
+        <w:t>학습기 train_l2r.py가 DB 이력으로 재학습하며 교차검증 AUC를 산출하고 아티팩트(models/l2r/)를 저장한다. retrain.sh가 매주 일요일 04:10(KST) 재학습 후 AI 서비스를 재시작해 새 모델과 게이트 판정을 반영한다. 상태는 GET /ai/match/l2r-status 와 /health 의 matching 태그로 점검한다.</w:t>
+      </w:r>
+    </w:p>
+    <w:p>
+      <w:pPr/>
+      <w:r>
+        <w:t>현황(2026-06-28): 학습 표본 71·양성 17·교차검증 AUC 0.557(무작위 0.5 수준) → 게이트 OFF, 라이브는 rule-v3 유지. 파이프라인·재학습 자동화는 완성되어 데이터가 임계를 넘으면 자동 고도화된다.</w:t>
+      </w:r>
+    </w:p>
+    <w:p>
+      <w:pPr>
+        <w:pStyle w:val="Heading1"/>
         <w:spacing w:after="140" w:line="276" w:lineRule="auto"/>
       </w:pPr>
       <w:r>
-        <w:rPr>
-          <w:rFonts w:ascii="맑은 고딕" w:hAnsi="맑은 고딕" w:eastAsia="맑은 고딕"/>
-        </w:rPr>
-        <w:t xml:space="preserve">9. 한계 및 향후 과제</w:t>
+        <w:t>10. 한계 및 향후 과제</w:t>
       </w:r>
     </w:p>
     <w:p>
@@ -3957,10 +4235,7 @@
         <w:spacing w:after="60" w:line="276" w:lineRule="auto"/>
       </w:pPr>
       <w:r>
-        <w:rPr>
-          <w:rFonts w:ascii="맑은 고딕" w:hAnsi="맑은 고딕" w:eastAsia="맑은 고딕"/>
-        </w:rPr>
-        <w:t xml:space="preserve">•  학습형 매칭 모델(ALS·임베딩)은 운영 환경 제약으로 미적용 — 규칙·휴리스틱(rule-v3) 대체.</w:t>
+        <w:t>•  학습형 매칭은 경량 L2R(로지스틱 회귀, 9장)로 도입 — 다만 현재 학습 데이터 부족으로 게이트 OFF 상태(라이브는 rule-v3 동작), 데이터 축적 시 자동 활성. ALS·임베딩(KoSimCSE)은 데이터·의존성 제약으로 보류.</w:t>
       </w:r>
     </w:p>
     <w:p>

--- a/CareAnd-AI매칭-설계서.docx
+++ b/CareAnd-AI매칭-설계서.docx
@@ -1964,347 +1964,371 @@
       <w:tr>
         <w:tc>
           <w:tcPr>
-            <w:tcW w:w="2453" w:type="dxa"/>
-            <w:vAlign w:val="center"/>
-          </w:tcPr>
-          <w:p>
-            <w:pPr>
-              <w:spacing w:after="20" w:line="252" w:lineRule="auto"/>
-            </w:pPr>
-            <w:r>
-              <w:rPr>
-                <w:rFonts w:ascii="맑은 고딕" w:hAnsi="맑은 고딕" w:eastAsia="맑은 고딕"/>
-                <w:sz w:val="18"/>
-                <w:szCs w:val="18"/>
-              </w:rPr>
-              <w:t xml:space="preserve">시니어(senior)</w:t>
-            </w:r>
-          </w:p>
-        </w:tc>
-        <w:tc>
-          <w:tcPr>
-            <w:tcW w:w="920" w:type="dxa"/>
-            <w:vAlign w:val="center"/>
-          </w:tcPr>
-          <w:p>
-            <w:pPr>
-              <w:spacing w:after="20" w:line="252" w:lineRule="auto"/>
-            </w:pPr>
-            <w:r>
-              <w:rPr>
-                <w:rFonts w:ascii="맑은 고딕" w:hAnsi="맑은 고딕" w:eastAsia="맑은 고딕"/>
-                <w:sz w:val="18"/>
-                <w:szCs w:val="18"/>
-              </w:rPr>
-              <w:t xml:space="preserve">0.40</w:t>
-            </w:r>
-          </w:p>
-        </w:tc>
-        <w:tc>
-          <w:tcPr>
-            <w:tcW w:w="920" w:type="dxa"/>
-            <w:vAlign w:val="center"/>
-          </w:tcPr>
-          <w:p>
-            <w:pPr>
-              <w:spacing w:after="20" w:line="252" w:lineRule="auto"/>
-            </w:pPr>
-            <w:r>
-              <w:rPr>
-                <w:rFonts w:ascii="맑은 고딕" w:hAnsi="맑은 고딕" w:eastAsia="맑은 고딕"/>
-                <w:sz w:val="18"/>
-                <w:szCs w:val="18"/>
-              </w:rPr>
-              <w:t xml:space="preserve">0.30</w:t>
-            </w:r>
-          </w:p>
-        </w:tc>
-        <w:tc>
-          <w:tcPr>
-            <w:tcW w:w="920" w:type="dxa"/>
-            <w:vAlign w:val="center"/>
-          </w:tcPr>
-          <w:p>
-            <w:pPr>
-              <w:spacing w:after="20" w:line="252" w:lineRule="auto"/>
-            </w:pPr>
-            <w:r>
-              <w:rPr>
-                <w:rFonts w:ascii="맑은 고딕" w:hAnsi="맑은 고딕" w:eastAsia="맑은 고딕"/>
-                <w:sz w:val="18"/>
-                <w:szCs w:val="18"/>
-              </w:rPr>
-              <w:t xml:space="preserve">0.20</w:t>
-            </w:r>
-          </w:p>
-        </w:tc>
-        <w:tc>
-          <w:tcPr>
-            <w:tcW w:w="920" w:type="dxa"/>
-            <w:vAlign w:val="center"/>
-          </w:tcPr>
-          <w:p>
-            <w:pPr>
-              <w:spacing w:after="20" w:line="252" w:lineRule="auto"/>
-            </w:pPr>
-            <w:r>
-              <w:rPr>
-                <w:rFonts w:ascii="맑은 고딕" w:hAnsi="맑은 고딕" w:eastAsia="맑은 고딕"/>
-                <w:sz w:val="18"/>
-                <w:szCs w:val="18"/>
-              </w:rPr>
-              <w:t xml:space="preserve">0.10</w:t>
-            </w:r>
-          </w:p>
-        </w:tc>
-        <w:tc>
-          <w:tcPr>
-            <w:tcW w:w="3067" w:type="dxa"/>
-            <w:vAlign w:val="center"/>
-          </w:tcPr>
-          <w:p>
-            <w:pPr>
-              <w:spacing w:after="20" w:line="252" w:lineRule="auto"/>
-            </w:pPr>
-            <w:r>
-              <w:rPr>
-                <w:rFonts w:ascii="맑은 고딕" w:hAnsi="맑은 고딕" w:eastAsia="맑은 고딕"/>
-                <w:sz w:val="18"/>
-                <w:szCs w:val="18"/>
-              </w:rPr>
-              <w:t xml:space="preserve">질환·특기 정합 중시</w:t>
-            </w:r>
-          </w:p>
-        </w:tc>
-      </w:tr>
-      <w:tr>
-        <w:tc>
-          <w:tcPr>
-            <w:tcW w:w="2453" w:type="dxa"/>
-            <w:vAlign w:val="center"/>
-          </w:tcPr>
-          <w:p>
-            <w:pPr>
-              <w:spacing w:after="20" w:line="252" w:lineRule="auto"/>
-            </w:pPr>
-            <w:r>
-              <w:rPr>
-                <w:rFonts w:ascii="맑은 고딕" w:hAnsi="맑은 고딕" w:eastAsia="맑은 고딕"/>
-                <w:sz w:val="18"/>
-                <w:szCs w:val="18"/>
-              </w:rPr>
-              <w:t xml:space="preserve">간병(nursing)</w:t>
-            </w:r>
-          </w:p>
-        </w:tc>
-        <w:tc>
-          <w:tcPr>
-            <w:tcW w:w="920" w:type="dxa"/>
-            <w:vAlign w:val="center"/>
-          </w:tcPr>
-          <w:p>
-            <w:pPr>
-              <w:spacing w:after="20" w:line="252" w:lineRule="auto"/>
-            </w:pPr>
-            <w:r>
-              <w:rPr>
-                <w:rFonts w:ascii="맑은 고딕" w:hAnsi="맑은 고딕" w:eastAsia="맑은 고딕"/>
-                <w:sz w:val="18"/>
-                <w:szCs w:val="18"/>
-              </w:rPr>
-              <w:t xml:space="preserve">0.40</w:t>
-            </w:r>
-          </w:p>
-        </w:tc>
-        <w:tc>
-          <w:tcPr>
-            <w:tcW w:w="920" w:type="dxa"/>
-            <w:vAlign w:val="center"/>
-          </w:tcPr>
-          <w:p>
-            <w:pPr>
-              <w:spacing w:after="20" w:line="252" w:lineRule="auto"/>
-            </w:pPr>
-            <w:r>
-              <w:rPr>
-                <w:rFonts w:ascii="맑은 고딕" w:hAnsi="맑은 고딕" w:eastAsia="맑은 고딕"/>
-                <w:sz w:val="18"/>
-                <w:szCs w:val="18"/>
-              </w:rPr>
-              <w:t xml:space="preserve">0.30</w:t>
-            </w:r>
-          </w:p>
-        </w:tc>
-        <w:tc>
-          <w:tcPr>
-            <w:tcW w:w="920" w:type="dxa"/>
-            <w:vAlign w:val="center"/>
-          </w:tcPr>
-          <w:p>
-            <w:pPr>
-              <w:spacing w:after="20" w:line="252" w:lineRule="auto"/>
-            </w:pPr>
-            <w:r>
-              <w:rPr>
-                <w:rFonts w:ascii="맑은 고딕" w:hAnsi="맑은 고딕" w:eastAsia="맑은 고딕"/>
-                <w:sz w:val="18"/>
-                <w:szCs w:val="18"/>
-              </w:rPr>
-              <w:t xml:space="preserve">0.20</w:t>
-            </w:r>
-          </w:p>
-        </w:tc>
-        <w:tc>
-          <w:tcPr>
-            <w:tcW w:w="920" w:type="dxa"/>
-            <w:vAlign w:val="center"/>
-          </w:tcPr>
-          <w:p>
-            <w:pPr>
-              <w:spacing w:after="20" w:line="252" w:lineRule="auto"/>
-            </w:pPr>
-            <w:r>
-              <w:rPr>
-                <w:rFonts w:ascii="맑은 고딕" w:hAnsi="맑은 고딕" w:eastAsia="맑은 고딕"/>
-                <w:sz w:val="18"/>
-                <w:szCs w:val="18"/>
-              </w:rPr>
-              <w:t xml:space="preserve">0.10</w:t>
-            </w:r>
-          </w:p>
-        </w:tc>
-        <w:tc>
-          <w:tcPr>
-            <w:tcW w:w="3067" w:type="dxa"/>
-            <w:vAlign w:val="center"/>
-          </w:tcPr>
-          <w:p>
-            <w:pPr>
-              <w:spacing w:after="20" w:line="252" w:lineRule="auto"/>
-            </w:pPr>
-            <w:r>
-              <w:rPr>
-                <w:rFonts w:ascii="맑은 고딕" w:hAnsi="맑은 고딕" w:eastAsia="맑은 고딕"/>
-                <w:sz w:val="18"/>
-                <w:szCs w:val="18"/>
-              </w:rPr>
-              <w:t xml:space="preserve">시니어와 동일</w:t>
-            </w:r>
-          </w:p>
-        </w:tc>
-      </w:tr>
-      <w:tr>
-        <w:tc>
-          <w:tcPr>
-            <w:tcW w:w="2453" w:type="dxa"/>
-            <w:vAlign w:val="center"/>
-          </w:tcPr>
-          <w:p>
-            <w:pPr>
-              <w:spacing w:after="20" w:line="252" w:lineRule="auto"/>
-            </w:pPr>
-            <w:r>
-              <w:rPr>
-                <w:rFonts w:ascii="맑은 고딕" w:hAnsi="맑은 고딕" w:eastAsia="맑은 고딕"/>
-                <w:sz w:val="18"/>
-                <w:szCs w:val="18"/>
-              </w:rPr>
-              <w:t xml:space="preserve">가사(housekeeping)</w:t>
-            </w:r>
-          </w:p>
-        </w:tc>
-        <w:tc>
-          <w:tcPr>
-            <w:tcW w:w="920" w:type="dxa"/>
-            <w:vAlign w:val="center"/>
-          </w:tcPr>
-          <w:p>
-            <w:pPr>
-              <w:spacing w:after="20" w:line="252" w:lineRule="auto"/>
-            </w:pPr>
-            <w:r>
-              <w:rPr>
-                <w:rFonts w:ascii="맑은 고딕" w:hAnsi="맑은 고딕" w:eastAsia="맑은 고딕"/>
-                <w:sz w:val="18"/>
-                <w:szCs w:val="18"/>
-              </w:rPr>
-              <w:t xml:space="preserve">0.30</w:t>
-            </w:r>
-          </w:p>
-        </w:tc>
-        <w:tc>
-          <w:tcPr>
-            <w:tcW w:w="920" w:type="dxa"/>
-            <w:vAlign w:val="center"/>
-          </w:tcPr>
-          <w:p>
-            <w:pPr>
-              <w:spacing w:after="20" w:line="252" w:lineRule="auto"/>
-            </w:pPr>
-            <w:r>
-              <w:rPr>
-                <w:rFonts w:ascii="맑은 고딕" w:hAnsi="맑은 고딕" w:eastAsia="맑은 고딕"/>
-                <w:sz w:val="18"/>
-                <w:szCs w:val="18"/>
-              </w:rPr>
-              <w:t xml:space="preserve">0.40</w:t>
-            </w:r>
-          </w:p>
-        </w:tc>
-        <w:tc>
-          <w:tcPr>
-            <w:tcW w:w="920" w:type="dxa"/>
-            <w:vAlign w:val="center"/>
-          </w:tcPr>
-          <w:p>
-            <w:pPr>
-              <w:spacing w:after="20" w:line="252" w:lineRule="auto"/>
-            </w:pPr>
-            <w:r>
-              <w:rPr>
-                <w:rFonts w:ascii="맑은 고딕" w:hAnsi="맑은 고딕" w:eastAsia="맑은 고딕"/>
-                <w:sz w:val="18"/>
-                <w:szCs w:val="18"/>
-              </w:rPr>
-              <w:t xml:space="preserve">0.20</w:t>
-            </w:r>
-          </w:p>
-        </w:tc>
-        <w:tc>
-          <w:tcPr>
-            <w:tcW w:w="920" w:type="dxa"/>
-            <w:vAlign w:val="center"/>
-          </w:tcPr>
-          <w:p>
-            <w:pPr>
-              <w:spacing w:after="20" w:line="252" w:lineRule="auto"/>
-            </w:pPr>
-            <w:r>
-              <w:rPr>
-                <w:rFonts w:ascii="맑은 고딕" w:hAnsi="맑은 고딕" w:eastAsia="맑은 고딕"/>
-                <w:sz w:val="18"/>
-                <w:szCs w:val="18"/>
-              </w:rPr>
-              <w:t xml:space="preserve">0.10</w:t>
-            </w:r>
-          </w:p>
-        </w:tc>
-        <w:tc>
-          <w:tcPr>
-            <w:tcW w:w="3067" w:type="dxa"/>
-            <w:vAlign w:val="center"/>
-          </w:tcPr>
-          <w:p>
-            <w:pPr>
-              <w:spacing w:after="20" w:line="252" w:lineRule="auto"/>
-            </w:pPr>
-            <w:r>
-              <w:rPr>
-                <w:rFonts w:ascii="맑은 고딕" w:hAnsi="맑은 고딕" w:eastAsia="맑은 고딕"/>
-                <w:sz w:val="18"/>
-                <w:szCs w:val="18"/>
-              </w:rPr>
-              <w:t xml:space="preserve">근접성 비중 높음</w:t>
+            <w:tcW w:type="dxa" w:w="2453"/>
+          </w:tcPr>
+          <w:p>
+            <w:r>
+              <w:t>시니어(senior)</w:t>
+            </w:r>
+          </w:p>
+        </w:tc>
+        <w:tc>
+          <w:tcPr>
+            <w:tcW w:type="dxa" w:w="920"/>
+          </w:tcPr>
+          <w:p>
+            <w:r>
+              <w:t>0.40</w:t>
+            </w:r>
+          </w:p>
+        </w:tc>
+        <w:tc>
+          <w:tcPr>
+            <w:tcW w:type="dxa" w:w="920"/>
+          </w:tcPr>
+          <w:p>
+            <w:r>
+              <w:t>0.30</w:t>
+            </w:r>
+          </w:p>
+        </w:tc>
+        <w:tc>
+          <w:tcPr>
+            <w:tcW w:type="dxa" w:w="920"/>
+          </w:tcPr>
+          <w:p>
+            <w:r>
+              <w:t>0.20</w:t>
+            </w:r>
+          </w:p>
+        </w:tc>
+        <w:tc>
+          <w:tcPr>
+            <w:tcW w:type="dxa" w:w="920"/>
+          </w:tcPr>
+          <w:p>
+            <w:r>
+              <w:t>0.10</w:t>
+            </w:r>
+          </w:p>
+        </w:tc>
+        <w:tc>
+          <w:tcPr>
+            <w:tcW w:type="dxa" w:w="3067"/>
+          </w:tcPr>
+          <w:p>
+            <w:r>
+              <w:t>질환·특기 정합 중시</w:t>
+            </w:r>
+          </w:p>
+        </w:tc>
+      </w:tr>
+      <w:tr>
+        <w:tc>
+          <w:tcPr>
+            <w:tcW w:type="dxa" w:w="2453"/>
+          </w:tcPr>
+          <w:p>
+            <w:r>
+              <w:t>간병(nursing)</w:t>
+            </w:r>
+          </w:p>
+        </w:tc>
+        <w:tc>
+          <w:tcPr>
+            <w:tcW w:type="dxa" w:w="920"/>
+          </w:tcPr>
+          <w:p>
+            <w:r>
+              <w:t>0.40</w:t>
+            </w:r>
+          </w:p>
+        </w:tc>
+        <w:tc>
+          <w:tcPr>
+            <w:tcW w:type="dxa" w:w="920"/>
+          </w:tcPr>
+          <w:p>
+            <w:r>
+              <w:t>0.30</w:t>
+            </w:r>
+          </w:p>
+        </w:tc>
+        <w:tc>
+          <w:tcPr>
+            <w:tcW w:type="dxa" w:w="920"/>
+          </w:tcPr>
+          <w:p>
+            <w:r>
+              <w:t>0.20</w:t>
+            </w:r>
+          </w:p>
+        </w:tc>
+        <w:tc>
+          <w:tcPr>
+            <w:tcW w:type="dxa" w:w="920"/>
+          </w:tcPr>
+          <w:p>
+            <w:r>
+              <w:t>0.10</w:t>
+            </w:r>
+          </w:p>
+        </w:tc>
+        <w:tc>
+          <w:tcPr>
+            <w:tcW w:type="dxa" w:w="3067"/>
+          </w:tcPr>
+          <w:p>
+            <w:r>
+              <w:t>환자 상태·특기 정합 중시</w:t>
+            </w:r>
+          </w:p>
+        </w:tc>
+      </w:tr>
+      <w:tr>
+        <w:tc>
+          <w:tcPr>
+            <w:tcW w:type="dxa" w:w="2453"/>
+          </w:tcPr>
+          <w:p>
+            <w:r>
+              <w:t>생활지원(living_support)</w:t>
+            </w:r>
+          </w:p>
+        </w:tc>
+        <w:tc>
+          <w:tcPr>
+            <w:tcW w:type="dxa" w:w="920"/>
+          </w:tcPr>
+          <w:p>
+            <w:r>
+              <w:t>0.40</w:t>
+            </w:r>
+          </w:p>
+        </w:tc>
+        <w:tc>
+          <w:tcPr>
+            <w:tcW w:type="dxa" w:w="920"/>
+          </w:tcPr>
+          <w:p>
+            <w:r>
+              <w:t>0.30</w:t>
+            </w:r>
+          </w:p>
+        </w:tc>
+        <w:tc>
+          <w:tcPr>
+            <w:tcW w:type="dxa" w:w="920"/>
+          </w:tcPr>
+          <w:p>
+            <w:r>
+              <w:t>0.20</w:t>
+            </w:r>
+          </w:p>
+        </w:tc>
+        <w:tc>
+          <w:tcPr>
+            <w:tcW w:type="dxa" w:w="920"/>
+          </w:tcPr>
+          <w:p>
+            <w:r>
+              <w:t>0.10</w:t>
+            </w:r>
+          </w:p>
+        </w:tc>
+        <w:tc>
+          <w:tcPr>
+            <w:tcW w:type="dxa" w:w="3067"/>
+          </w:tcPr>
+          <w:p>
+            <w:r>
+              <w:t>청소·정리·수리·동행(←가사 리네임), 근접성도 고려</w:t>
+            </w:r>
+          </w:p>
+        </w:tc>
+      </w:tr>
+      <w:tr>
+        <w:tc>
+          <w:tcPr>
+            <w:tcW w:type="dxa" w:w="2453"/>
+          </w:tcPr>
+          <w:p>
+            <w:r>
+              <w:t>산모·산후(postpartum)</w:t>
+            </w:r>
+          </w:p>
+        </w:tc>
+        <w:tc>
+          <w:tcPr>
+            <w:tcW w:type="dxa" w:w="920"/>
+          </w:tcPr>
+          <w:p>
+            <w:r>
+              <w:t>0.40</w:t>
+            </w:r>
+          </w:p>
+        </w:tc>
+        <w:tc>
+          <w:tcPr>
+            <w:tcW w:type="dxa" w:w="920"/>
+          </w:tcPr>
+          <w:p>
+            <w:r>
+              <w:t>0.30</w:t>
+            </w:r>
+          </w:p>
+        </w:tc>
+        <w:tc>
+          <w:tcPr>
+            <w:tcW w:type="dxa" w:w="920"/>
+          </w:tcPr>
+          <w:p>
+            <w:r>
+              <w:t>0.20</w:t>
+            </w:r>
+          </w:p>
+        </w:tc>
+        <w:tc>
+          <w:tcPr>
+            <w:tcW w:type="dxa" w:w="920"/>
+          </w:tcPr>
+          <w:p>
+            <w:r>
+              <w:t>0.10</w:t>
+            </w:r>
+          </w:p>
+        </w:tc>
+        <w:tc>
+          <w:tcPr>
+            <w:tcW w:type="dxa" w:w="3067"/>
+          </w:tcPr>
+          <w:p>
+            <w:r>
+              <w:t>산모·신생아 케어 특기 정합</w:t>
+            </w:r>
+          </w:p>
+        </w:tc>
+      </w:tr>
+      <w:tr>
+        <w:tc>
+          <w:tcPr>
+            <w:tcW w:type="dxa" w:w="2453"/>
+          </w:tcPr>
+          <w:p>
+            <w:r>
+              <w:t>아이돌봄(childcare)</w:t>
+            </w:r>
+          </w:p>
+        </w:tc>
+        <w:tc>
+          <w:tcPr>
+            <w:tcW w:type="dxa" w:w="920"/>
+          </w:tcPr>
+          <w:p>
+            <w:r>
+              <w:t>0.40</w:t>
+            </w:r>
+          </w:p>
+        </w:tc>
+        <w:tc>
+          <w:tcPr>
+            <w:tcW w:type="dxa" w:w="920"/>
+          </w:tcPr>
+          <w:p>
+            <w:r>
+              <w:t>0.30</w:t>
+            </w:r>
+          </w:p>
+        </w:tc>
+        <w:tc>
+          <w:tcPr>
+            <w:tcW w:type="dxa" w:w="920"/>
+          </w:tcPr>
+          <w:p>
+            <w:r>
+              <w:t>0.20</w:t>
+            </w:r>
+          </w:p>
+        </w:tc>
+        <w:tc>
+          <w:tcPr>
+            <w:tcW w:type="dxa" w:w="920"/>
+          </w:tcPr>
+          <w:p>
+            <w:r>
+              <w:t>0.10</w:t>
+            </w:r>
+          </w:p>
+        </w:tc>
+        <w:tc>
+          <w:tcPr>
+            <w:tcW w:type="dxa" w:w="3067"/>
+          </w:tcPr>
+          <w:p>
+            <w:r>
+              <w:t>등하원·놀이·영아, 근접성 함께 고려</w:t>
+            </w:r>
+          </w:p>
+        </w:tc>
+      </w:tr>
+      <w:tr>
+        <w:tc>
+          <w:tcPr>
+            <w:tcW w:type="dxa" w:w="2453"/>
+          </w:tcPr>
+          <w:p>
+            <w:r>
+              <w:t>마음돌봄(mental_care)</w:t>
+            </w:r>
+          </w:p>
+        </w:tc>
+        <w:tc>
+          <w:tcPr>
+            <w:tcW w:type="dxa" w:w="920"/>
+          </w:tcPr>
+          <w:p>
+            <w:r>
+              <w:t>0.40</w:t>
+            </w:r>
+          </w:p>
+        </w:tc>
+        <w:tc>
+          <w:tcPr>
+            <w:tcW w:type="dxa" w:w="920"/>
+          </w:tcPr>
+          <w:p>
+            <w:r>
+              <w:t>0.30</w:t>
+            </w:r>
+          </w:p>
+        </w:tc>
+        <w:tc>
+          <w:tcPr>
+            <w:tcW w:type="dxa" w:w="920"/>
+          </w:tcPr>
+          <w:p>
+            <w:r>
+              <w:t>0.20</w:t>
+            </w:r>
+          </w:p>
+        </w:tc>
+        <w:tc>
+          <w:tcPr>
+            <w:tcW w:type="dxa" w:w="920"/>
+          </w:tcPr>
+          <w:p>
+            <w:r>
+              <w:t>0.10</w:t>
+            </w:r>
+          </w:p>
+        </w:tc>
+        <w:tc>
+          <w:tcPr>
+            <w:tcW w:type="dxa" w:w="3067"/>
+          </w:tcPr>
+          <w:p>
+            <w:r>
+              <w:t>상담·정서지원 특기 정합</w:t>
             </w:r>
           </w:p>
         </w:tc>
@@ -2433,176 +2457,95 @@
       <w:tr>
         <w:tc>
           <w:tcPr>
-            <w:tcW w:w="1500" w:type="dxa"/>
-            <w:vAlign w:val="center"/>
-          </w:tcPr>
-          <w:p>
-            <w:pPr>
-              <w:spacing w:after="20" w:line="252" w:lineRule="auto"/>
-            </w:pPr>
-            <w:r>
-              <w:rPr>
-                <w:rFonts w:ascii="맑은 고딕" w:hAnsi="맑은 고딕" w:eastAsia="맑은 고딕"/>
-                <w:sz w:val="18"/>
-                <w:szCs w:val="18"/>
-              </w:rPr>
-              <w:t xml:space="preserve">하드 강제</w:t>
-            </w:r>
-          </w:p>
-        </w:tc>
-        <w:tc>
-          <w:tcPr>
-            <w:tcW w:w="4800" w:type="dxa"/>
-            <w:vAlign w:val="center"/>
-          </w:tcPr>
-          <w:p>
-            <w:pPr>
-              <w:spacing w:after="20" w:line="252" w:lineRule="auto"/>
-            </w:pPr>
-            <w:r>
-              <w:rPr>
-                <w:rFonts w:ascii="맑은 고딕" w:hAnsi="맑은 고딕" w:eastAsia="맑은 고딕"/>
-                <w:sz w:val="18"/>
-                <w:szCs w:val="18"/>
-              </w:rPr>
-              <w:t xml:space="preserve">반대 성별을 풀에서 제외(폴백서도 유지). 동성 없으면 후보 0.</w:t>
-            </w:r>
-          </w:p>
-        </w:tc>
-        <w:tc>
-          <w:tcPr>
-            <w:tcW w:w="2900" w:type="dxa"/>
-            <w:vAlign w:val="center"/>
-          </w:tcPr>
-          <w:p>
-            <w:pPr>
-              <w:spacing w:after="20" w:line="252" w:lineRule="auto"/>
-            </w:pPr>
-            <w:r>
-              <w:rPr>
-                <w:rFonts w:ascii="맑은 고딕" w:hAnsi="맑은 고딕" w:eastAsia="맑은 고딕"/>
-                <w:sz w:val="18"/>
-                <w:szCs w:val="18"/>
-              </w:rPr>
-              <w:t xml:space="preserve">방문목욕</w:t>
-            </w:r>
-          </w:p>
-        </w:tc>
-      </w:tr>
-      <w:tr>
-        <w:tc>
-          <w:tcPr>
-            <w:tcW w:w="1500" w:type="dxa"/>
-            <w:vAlign w:val="center"/>
-          </w:tcPr>
-          <w:p>
-            <w:pPr>
-              <w:spacing w:after="20" w:line="252" w:lineRule="auto"/>
-            </w:pPr>
-            <w:r>
-              <w:rPr>
-                <w:rFonts w:ascii="맑은 고딕" w:hAnsi="맑은 고딕" w:eastAsia="맑은 고딕"/>
-                <w:sz w:val="18"/>
-                <w:szCs w:val="18"/>
-              </w:rPr>
-              <w:t xml:space="preserve">소프트 권장</w:t>
-            </w:r>
-          </w:p>
-        </w:tc>
-        <w:tc>
-          <w:tcPr>
-            <w:tcW w:w="4800" w:type="dxa"/>
-            <w:vAlign w:val="center"/>
-          </w:tcPr>
-          <w:p>
-            <w:pPr>
-              <w:spacing w:after="20" w:line="252" w:lineRule="auto"/>
-            </w:pPr>
-            <w:r>
-              <w:rPr>
-                <w:rFonts w:ascii="맑은 고딕" w:hAnsi="맑은 고딕" w:eastAsia="맑은 고딕"/>
-                <w:sz w:val="18"/>
-                <w:szCs w:val="18"/>
-              </w:rPr>
-              <w:t xml:space="preserve">선호 성별을 대상자 성별로 자동 프리셋(변경 가능). 동성 우선 정렬, 미일치 폴백 유지.</w:t>
-            </w:r>
-          </w:p>
-        </w:tc>
-        <w:tc>
-          <w:tcPr>
-            <w:tcW w:w="2900" w:type="dxa"/>
-            <w:vAlign w:val="center"/>
-          </w:tcPr>
-          <w:p>
-            <w:pPr>
-              <w:spacing w:after="20" w:line="252" w:lineRule="auto"/>
-            </w:pPr>
-            <w:r>
-              <w:rPr>
-                <w:rFonts w:ascii="맑은 고딕" w:hAnsi="맑은 고딕" w:eastAsia="맑은 고딕"/>
-                <w:sz w:val="18"/>
-                <w:szCs w:val="18"/>
-              </w:rPr>
-              <w:t xml:space="preserve">병원간병·방문요양·야간케어·단기보호</w:t>
-            </w:r>
-          </w:p>
-        </w:tc>
-      </w:tr>
-      <w:tr>
-        <w:tc>
-          <w:tcPr>
-            <w:tcW w:w="1500" w:type="dxa"/>
-            <w:vAlign w:val="center"/>
-          </w:tcPr>
-          <w:p>
-            <w:pPr>
-              <w:spacing w:after="20" w:line="252" w:lineRule="auto"/>
-            </w:pPr>
-            <w:r>
-              <w:rPr>
-                <w:rFonts w:ascii="맑은 고딕" w:hAnsi="맑은 고딕" w:eastAsia="맑은 고딕"/>
-                <w:sz w:val="18"/>
-                <w:szCs w:val="18"/>
-              </w:rPr>
-              <w:t xml:space="preserve">무관</w:t>
-            </w:r>
-          </w:p>
-        </w:tc>
-        <w:tc>
-          <w:tcPr>
-            <w:tcW w:w="4800" w:type="dxa"/>
-            <w:vAlign w:val="center"/>
-          </w:tcPr>
-          <w:p>
-            <w:pPr>
-              <w:spacing w:after="20" w:line="252" w:lineRule="auto"/>
-            </w:pPr>
-            <w:r>
-              <w:rPr>
-                <w:rFonts w:ascii="맑은 고딕" w:hAnsi="맑은 고딕" w:eastAsia="맑은 고딕"/>
-                <w:sz w:val="18"/>
-                <w:szCs w:val="18"/>
-              </w:rPr>
-              <w:t xml:space="preserve">성별 신호 미적용. 순수 점수 정렬.</w:t>
-            </w:r>
-          </w:p>
-        </w:tc>
-        <w:tc>
-          <w:tcPr>
-            <w:tcW w:w="2900" w:type="dxa"/>
-            <w:vAlign w:val="center"/>
-          </w:tcPr>
-          <w:p>
-            <w:pPr>
-              <w:spacing w:after="20" w:line="252" w:lineRule="auto"/>
-            </w:pPr>
-            <w:r>
-              <w:rPr>
-                <w:rFonts w:ascii="맑은 고딕" w:hAnsi="맑은 고딕" w:eastAsia="맑은 고딕"/>
-                <w:sz w:val="18"/>
-                <w:szCs w:val="18"/>
-              </w:rPr>
-              <w:t xml:space="preserve">동행·가사(청소/수리/정리)</w:t>
+            <w:tcW w:type="dxa" w:w="1500"/>
+          </w:tcPr>
+          <w:p>
+            <w:r>
+              <w:t>하드 강제</w:t>
+            </w:r>
+          </w:p>
+        </w:tc>
+        <w:tc>
+          <w:tcPr>
+            <w:tcW w:type="dxa" w:w="4800"/>
+          </w:tcPr>
+          <w:p>
+            <w:r>
+              <w:t>반대 성별을 풀에서 제외(폴백서도 유지). 동성 없으면 후보 0.</w:t>
+            </w:r>
+          </w:p>
+        </w:tc>
+        <w:tc>
+          <w:tcPr>
+            <w:tcW w:type="dxa" w:w="2900"/>
+          </w:tcPr>
+          <w:p>
+            <w:r>
+              <w:t>방문목욕</w:t>
+            </w:r>
+          </w:p>
+        </w:tc>
+      </w:tr>
+      <w:tr>
+        <w:tc>
+          <w:tcPr>
+            <w:tcW w:type="dxa" w:w="1500"/>
+          </w:tcPr>
+          <w:p>
+            <w:r>
+              <w:t>소프트 권장</w:t>
+            </w:r>
+          </w:p>
+        </w:tc>
+        <w:tc>
+          <w:tcPr>
+            <w:tcW w:type="dxa" w:w="4800"/>
+          </w:tcPr>
+          <w:p>
+            <w:r>
+              <w:t>선호 성별을 대상자 성별로 자동 프리셋(변경 가능). 동성 우선 정렬, 미일치 폴백 유지.</w:t>
+            </w:r>
+          </w:p>
+        </w:tc>
+        <w:tc>
+          <w:tcPr>
+            <w:tcW w:type="dxa" w:w="2900"/>
+          </w:tcPr>
+          <w:p>
+            <w:r>
+              <w:t>병원간병·방문요양·야간케어·단기보호·산후관리·산후 야간케어</w:t>
+            </w:r>
+          </w:p>
+        </w:tc>
+      </w:tr>
+      <w:tr>
+        <w:tc>
+          <w:tcPr>
+            <w:tcW w:type="dxa" w:w="1500"/>
+          </w:tcPr>
+          <w:p>
+            <w:r>
+              <w:t>무관</w:t>
+            </w:r>
+          </w:p>
+        </w:tc>
+        <w:tc>
+          <w:tcPr>
+            <w:tcW w:type="dxa" w:w="4800"/>
+          </w:tcPr>
+          <w:p>
+            <w:r>
+              <w:t>성별 신호 미적용. 순수 점수 정렬.</w:t>
+            </w:r>
+          </w:p>
+        </w:tc>
+        <w:tc>
+          <w:tcPr>
+            <w:tcW w:type="dxa" w:w="2900"/>
+          </w:tcPr>
+          <w:p>
+            <w:r>
+              <w:t>동행·생활지원(청소·수리·정리)·아이돌봄·마음돌봄</w:t>
             </w:r>
           </w:p>
         </w:tc>
@@ -2799,872 +2742,831 @@
       <w:tr>
         <w:tc>
           <w:tcPr>
-            <w:tcW w:w="2730" w:type="dxa"/>
-            <w:vAlign w:val="center"/>
-          </w:tcPr>
-          <w:p>
-            <w:pPr>
-              <w:spacing w:after="20" w:line="252" w:lineRule="auto"/>
-            </w:pPr>
-            <w:r>
-              <w:rPr>
-                <w:rFonts w:ascii="맑은 고딕" w:hAnsi="맑은 고딕" w:eastAsia="맑은 고딕"/>
-                <w:sz w:val="18"/>
-                <w:szCs w:val="18"/>
-              </w:rPr>
-              <w:t xml:space="preserve">방문요양 VISIT_CARE</w:t>
-            </w:r>
-          </w:p>
-        </w:tc>
-        <w:tc>
-          <w:tcPr>
-            <w:tcW w:w="1213" w:type="dxa"/>
-            <w:vAlign w:val="center"/>
-          </w:tcPr>
-          <w:p>
-            <w:pPr>
-              <w:spacing w:after="20" w:line="252" w:lineRule="auto"/>
-            </w:pPr>
-            <w:r>
-              <w:rPr>
-                <w:rFonts w:ascii="맑은 고딕" w:hAnsi="맑은 고딕" w:eastAsia="맑은 고딕"/>
-                <w:sz w:val="18"/>
-                <w:szCs w:val="18"/>
-              </w:rPr>
-              <w:t xml:space="preserve">시니어</w:t>
-            </w:r>
-          </w:p>
-        </w:tc>
-        <w:tc>
-          <w:tcPr>
-            <w:tcW w:w="1719" w:type="dxa"/>
-            <w:vAlign w:val="center"/>
-          </w:tcPr>
-          <w:p>
-            <w:pPr>
-              <w:spacing w:after="20" w:line="252" w:lineRule="auto"/>
-            </w:pPr>
-            <w:r>
-              <w:rPr>
-                <w:rFonts w:ascii="맑은 고딕" w:hAnsi="맑은 고딕" w:eastAsia="맑은 고딕"/>
-                <w:sz w:val="18"/>
-                <w:szCs w:val="18"/>
-              </w:rPr>
-              <w:t xml:space="preserve">—</w:t>
-            </w:r>
-          </w:p>
-        </w:tc>
-        <w:tc>
-          <w:tcPr>
-            <w:tcW w:w="1921" w:type="dxa"/>
-            <w:vAlign w:val="center"/>
-          </w:tcPr>
-          <w:p>
-            <w:pPr>
-              <w:spacing w:after="20" w:line="252" w:lineRule="auto"/>
-            </w:pPr>
-            <w:r>
-              <w:rPr>
-                <w:rFonts w:ascii="맑은 고딕" w:hAnsi="맑은 고딕" w:eastAsia="맑은 고딕"/>
-                <w:sz w:val="18"/>
-                <w:szCs w:val="18"/>
-              </w:rPr>
-              <w:t xml:space="preserve">소프트 권장</w:t>
-            </w:r>
-          </w:p>
-        </w:tc>
-        <w:tc>
-          <w:tcPr>
-            <w:tcW w:w="1618" w:type="dxa"/>
-            <w:vAlign w:val="center"/>
-          </w:tcPr>
-          <w:p>
-            <w:pPr>
-              <w:spacing w:after="20" w:line="252" w:lineRule="auto"/>
-            </w:pPr>
-            <w:r>
-              <w:rPr>
-                <w:rFonts w:ascii="맑은 고딕" w:hAnsi="맑은 고딕" w:eastAsia="맑은 고딕"/>
-                <w:sz w:val="18"/>
-                <w:szCs w:val="18"/>
-              </w:rPr>
-              <w:t xml:space="preserve">어르신</w:t>
-            </w:r>
-          </w:p>
-        </w:tc>
-      </w:tr>
-      <w:tr>
-        <w:tc>
-          <w:tcPr>
-            <w:tcW w:w="2730" w:type="dxa"/>
-            <w:vAlign w:val="center"/>
-          </w:tcPr>
-          <w:p>
-            <w:pPr>
-              <w:spacing w:after="20" w:line="252" w:lineRule="auto"/>
-            </w:pPr>
-            <w:r>
-              <w:rPr>
-                <w:rFonts w:ascii="맑은 고딕" w:hAnsi="맑은 고딕" w:eastAsia="맑은 고딕"/>
-                <w:sz w:val="18"/>
-                <w:szCs w:val="18"/>
-              </w:rPr>
-              <w:t xml:space="preserve">동행 COMPANION</w:t>
-            </w:r>
-          </w:p>
-        </w:tc>
-        <w:tc>
-          <w:tcPr>
-            <w:tcW w:w="1213" w:type="dxa"/>
-            <w:vAlign w:val="center"/>
-          </w:tcPr>
-          <w:p>
-            <w:pPr>
-              <w:spacing w:after="20" w:line="252" w:lineRule="auto"/>
-            </w:pPr>
-            <w:r>
-              <w:rPr>
-                <w:rFonts w:ascii="맑은 고딕" w:hAnsi="맑은 고딕" w:eastAsia="맑은 고딕"/>
-                <w:sz w:val="18"/>
-                <w:szCs w:val="18"/>
-              </w:rPr>
-              <w:t xml:space="preserve">시니어</w:t>
-            </w:r>
-          </w:p>
-        </w:tc>
-        <w:tc>
-          <w:tcPr>
-            <w:tcW w:w="1719" w:type="dxa"/>
-            <w:vAlign w:val="center"/>
-          </w:tcPr>
-          <w:p>
-            <w:pPr>
-              <w:spacing w:after="20" w:line="252" w:lineRule="auto"/>
-            </w:pPr>
-            <w:r>
-              <w:rPr>
-                <w:rFonts w:ascii="맑은 고딕" w:hAnsi="맑은 고딕" w:eastAsia="맑은 고딕"/>
-                <w:sz w:val="18"/>
-                <w:szCs w:val="18"/>
-              </w:rPr>
-              <w:t xml:space="preserve">—</w:t>
-            </w:r>
-          </w:p>
-        </w:tc>
-        <w:tc>
-          <w:tcPr>
-            <w:tcW w:w="1921" w:type="dxa"/>
-            <w:vAlign w:val="center"/>
-          </w:tcPr>
-          <w:p>
-            <w:pPr>
-              <w:spacing w:after="20" w:line="252" w:lineRule="auto"/>
-            </w:pPr>
-            <w:r>
-              <w:rPr>
-                <w:rFonts w:ascii="맑은 고딕" w:hAnsi="맑은 고딕" w:eastAsia="맑은 고딕"/>
-                <w:sz w:val="18"/>
-                <w:szCs w:val="18"/>
-              </w:rPr>
-              <w:t xml:space="preserve">무관</w:t>
-            </w:r>
-          </w:p>
-        </w:tc>
-        <w:tc>
-          <w:tcPr>
-            <w:tcW w:w="1618" w:type="dxa"/>
-            <w:vAlign w:val="center"/>
-          </w:tcPr>
-          <w:p>
-            <w:pPr>
-              <w:spacing w:after="20" w:line="252" w:lineRule="auto"/>
-            </w:pPr>
-            <w:r>
-              <w:rPr>
-                <w:rFonts w:ascii="맑은 고딕" w:hAnsi="맑은 고딕" w:eastAsia="맑은 고딕"/>
-                <w:sz w:val="18"/>
-                <w:szCs w:val="18"/>
-              </w:rPr>
-              <w:t xml:space="preserve">어르신</w:t>
-            </w:r>
-          </w:p>
-        </w:tc>
-      </w:tr>
-      <w:tr>
-        <w:tc>
-          <w:tcPr>
-            <w:tcW w:w="2730" w:type="dxa"/>
-            <w:vAlign w:val="center"/>
-          </w:tcPr>
-          <w:p>
-            <w:pPr>
-              <w:spacing w:after="20" w:line="252" w:lineRule="auto"/>
-            </w:pPr>
-            <w:r>
-              <w:rPr>
-                <w:rFonts w:ascii="맑은 고딕" w:hAnsi="맑은 고딕" w:eastAsia="맑은 고딕"/>
-                <w:sz w:val="18"/>
-                <w:szCs w:val="18"/>
-              </w:rPr>
-              <w:t xml:space="preserve">야간케어 NIGHT_CARE</w:t>
-            </w:r>
-          </w:p>
-        </w:tc>
-        <w:tc>
-          <w:tcPr>
-            <w:tcW w:w="1213" w:type="dxa"/>
-            <w:vAlign w:val="center"/>
-          </w:tcPr>
-          <w:p>
-            <w:pPr>
-              <w:spacing w:after="20" w:line="252" w:lineRule="auto"/>
-            </w:pPr>
-            <w:r>
-              <w:rPr>
-                <w:rFonts w:ascii="맑은 고딕" w:hAnsi="맑은 고딕" w:eastAsia="맑은 고딕"/>
-                <w:sz w:val="18"/>
-                <w:szCs w:val="18"/>
-              </w:rPr>
-              <w:t xml:space="preserve">시니어</w:t>
-            </w:r>
-          </w:p>
-        </w:tc>
-        <w:tc>
-          <w:tcPr>
-            <w:tcW w:w="1719" w:type="dxa"/>
-            <w:vAlign w:val="center"/>
-          </w:tcPr>
-          <w:p>
-            <w:pPr>
-              <w:spacing w:after="20" w:line="252" w:lineRule="auto"/>
-            </w:pPr>
-            <w:r>
-              <w:rPr>
-                <w:rFonts w:ascii="맑은 고딕" w:hAnsi="맑은 고딕" w:eastAsia="맑은 고딕"/>
-                <w:sz w:val="18"/>
-                <w:szCs w:val="18"/>
-              </w:rPr>
-              <w:t xml:space="preserve">—</w:t>
-            </w:r>
-          </w:p>
-        </w:tc>
-        <w:tc>
-          <w:tcPr>
-            <w:tcW w:w="1921" w:type="dxa"/>
-            <w:vAlign w:val="center"/>
-          </w:tcPr>
-          <w:p>
-            <w:pPr>
-              <w:spacing w:after="20" w:line="252" w:lineRule="auto"/>
-            </w:pPr>
-            <w:r>
-              <w:rPr>
-                <w:rFonts w:ascii="맑은 고딕" w:hAnsi="맑은 고딕" w:eastAsia="맑은 고딕"/>
-                <w:sz w:val="18"/>
-                <w:szCs w:val="18"/>
-              </w:rPr>
-              <w:t xml:space="preserve">소프트 권장</w:t>
-            </w:r>
-          </w:p>
-        </w:tc>
-        <w:tc>
-          <w:tcPr>
-            <w:tcW w:w="1618" w:type="dxa"/>
-            <w:vAlign w:val="center"/>
-          </w:tcPr>
-          <w:p>
-            <w:pPr>
-              <w:spacing w:after="20" w:line="252" w:lineRule="auto"/>
-            </w:pPr>
-            <w:r>
-              <w:rPr>
-                <w:rFonts w:ascii="맑은 고딕" w:hAnsi="맑은 고딕" w:eastAsia="맑은 고딕"/>
-                <w:sz w:val="18"/>
-                <w:szCs w:val="18"/>
-              </w:rPr>
-              <w:t xml:space="preserve">어르신</w:t>
-            </w:r>
-          </w:p>
-        </w:tc>
-      </w:tr>
-      <w:tr>
-        <w:tc>
-          <w:tcPr>
-            <w:tcW w:w="2730" w:type="dxa"/>
-            <w:vAlign w:val="center"/>
-          </w:tcPr>
-          <w:p>
-            <w:pPr>
-              <w:spacing w:after="20" w:line="252" w:lineRule="auto"/>
-            </w:pPr>
-            <w:r>
-              <w:rPr>
-                <w:rFonts w:ascii="맑은 고딕" w:hAnsi="맑은 고딕" w:eastAsia="맑은 고딕"/>
-                <w:sz w:val="18"/>
-                <w:szCs w:val="18"/>
-              </w:rPr>
-              <w:t xml:space="preserve">단기보호 SHORT_STAY</w:t>
-            </w:r>
-          </w:p>
-        </w:tc>
-        <w:tc>
-          <w:tcPr>
-            <w:tcW w:w="1213" w:type="dxa"/>
-            <w:vAlign w:val="center"/>
-          </w:tcPr>
-          <w:p>
-            <w:pPr>
-              <w:spacing w:after="20" w:line="252" w:lineRule="auto"/>
-            </w:pPr>
-            <w:r>
-              <w:rPr>
-                <w:rFonts w:ascii="맑은 고딕" w:hAnsi="맑은 고딕" w:eastAsia="맑은 고딕"/>
-                <w:sz w:val="18"/>
-                <w:szCs w:val="18"/>
-              </w:rPr>
-              <w:t xml:space="preserve">시니어</w:t>
-            </w:r>
-          </w:p>
-        </w:tc>
-        <w:tc>
-          <w:tcPr>
-            <w:tcW w:w="1719" w:type="dxa"/>
-            <w:vAlign w:val="center"/>
-          </w:tcPr>
-          <w:p>
-            <w:pPr>
-              <w:spacing w:after="20" w:line="252" w:lineRule="auto"/>
-            </w:pPr>
-            <w:r>
-              <w:rPr>
-                <w:rFonts w:ascii="맑은 고딕" w:hAnsi="맑은 고딕" w:eastAsia="맑은 고딕"/>
-                <w:sz w:val="18"/>
-                <w:szCs w:val="18"/>
-              </w:rPr>
-              <w:t xml:space="preserve">—</w:t>
-            </w:r>
-          </w:p>
-        </w:tc>
-        <w:tc>
-          <w:tcPr>
-            <w:tcW w:w="1921" w:type="dxa"/>
-            <w:vAlign w:val="center"/>
-          </w:tcPr>
-          <w:p>
-            <w:pPr>
-              <w:spacing w:after="20" w:line="252" w:lineRule="auto"/>
-            </w:pPr>
-            <w:r>
-              <w:rPr>
-                <w:rFonts w:ascii="맑은 고딕" w:hAnsi="맑은 고딕" w:eastAsia="맑은 고딕"/>
-                <w:sz w:val="18"/>
-                <w:szCs w:val="18"/>
-              </w:rPr>
-              <w:t xml:space="preserve">소프트 권장</w:t>
-            </w:r>
-          </w:p>
-        </w:tc>
-        <w:tc>
-          <w:tcPr>
-            <w:tcW w:w="1618" w:type="dxa"/>
-            <w:vAlign w:val="center"/>
-          </w:tcPr>
-          <w:p>
-            <w:pPr>
-              <w:spacing w:after="20" w:line="252" w:lineRule="auto"/>
-            </w:pPr>
-            <w:r>
-              <w:rPr>
-                <w:rFonts w:ascii="맑은 고딕" w:hAnsi="맑은 고딕" w:eastAsia="맑은 고딕"/>
-                <w:sz w:val="18"/>
-                <w:szCs w:val="18"/>
-              </w:rPr>
-              <w:t xml:space="preserve">어르신</w:t>
-            </w:r>
-          </w:p>
-        </w:tc>
-      </w:tr>
-      <w:tr>
-        <w:tc>
-          <w:tcPr>
-            <w:tcW w:w="2730" w:type="dxa"/>
-            <w:vAlign w:val="center"/>
-          </w:tcPr>
-          <w:p>
-            <w:pPr>
-              <w:spacing w:after="20" w:line="252" w:lineRule="auto"/>
-            </w:pPr>
-            <w:r>
-              <w:rPr>
-                <w:rFonts w:ascii="맑은 고딕" w:hAnsi="맑은 고딕" w:eastAsia="맑은 고딕"/>
-                <w:sz w:val="18"/>
-                <w:szCs w:val="18"/>
-              </w:rPr>
-              <w:t xml:space="preserve">방문목욕 BATH</w:t>
-            </w:r>
-          </w:p>
-        </w:tc>
-        <w:tc>
-          <w:tcPr>
-            <w:tcW w:w="1213" w:type="dxa"/>
-            <w:vAlign w:val="center"/>
-          </w:tcPr>
-          <w:p>
-            <w:pPr>
-              <w:spacing w:after="20" w:line="252" w:lineRule="auto"/>
-            </w:pPr>
-            <w:r>
-              <w:rPr>
-                <w:rFonts w:ascii="맑은 고딕" w:hAnsi="맑은 고딕" w:eastAsia="맑은 고딕"/>
-                <w:sz w:val="18"/>
-                <w:szCs w:val="18"/>
-              </w:rPr>
-              <w:t xml:space="preserve">시니어</w:t>
-            </w:r>
-          </w:p>
-        </w:tc>
-        <w:tc>
-          <w:tcPr>
-            <w:tcW w:w="1719" w:type="dxa"/>
-            <w:vAlign w:val="center"/>
-          </w:tcPr>
-          <w:p>
-            <w:pPr>
-              <w:spacing w:after="20" w:line="252" w:lineRule="auto"/>
-            </w:pPr>
-            <w:r>
-              <w:rPr>
-                <w:rFonts w:ascii="맑은 고딕" w:hAnsi="맑은 고딕" w:eastAsia="맑은 고딕"/>
-                <w:sz w:val="18"/>
-                <w:szCs w:val="18"/>
-              </w:rPr>
-              <w:t xml:space="preserve">—</w:t>
-            </w:r>
-          </w:p>
-        </w:tc>
-        <w:tc>
-          <w:tcPr>
-            <w:tcW w:w="1921" w:type="dxa"/>
-            <w:vAlign w:val="center"/>
-          </w:tcPr>
-          <w:p>
-            <w:pPr>
-              <w:spacing w:after="20" w:line="252" w:lineRule="auto"/>
-            </w:pPr>
-            <w:r>
-              <w:rPr>
-                <w:rFonts w:ascii="맑은 고딕" w:hAnsi="맑은 고딕" w:eastAsia="맑은 고딕"/>
-                <w:sz w:val="18"/>
-                <w:szCs w:val="18"/>
-              </w:rPr>
-              <w:t xml:space="preserve">하드 강제</w:t>
-            </w:r>
-          </w:p>
-        </w:tc>
-        <w:tc>
-          <w:tcPr>
-            <w:tcW w:w="1618" w:type="dxa"/>
-            <w:vAlign w:val="center"/>
-          </w:tcPr>
-          <w:p>
-            <w:pPr>
-              <w:spacing w:after="20" w:line="252" w:lineRule="auto"/>
-            </w:pPr>
-            <w:r>
-              <w:rPr>
-                <w:rFonts w:ascii="맑은 고딕" w:hAnsi="맑은 고딕" w:eastAsia="맑은 고딕"/>
-                <w:sz w:val="18"/>
-                <w:szCs w:val="18"/>
-              </w:rPr>
-              <w:t xml:space="preserve">어르신</w:t>
-            </w:r>
-          </w:p>
-        </w:tc>
-      </w:tr>
-      <w:tr>
-        <w:tc>
-          <w:tcPr>
-            <w:tcW w:w="2730" w:type="dxa"/>
-            <w:vAlign w:val="center"/>
-          </w:tcPr>
-          <w:p>
-            <w:pPr>
-              <w:spacing w:after="20" w:line="252" w:lineRule="auto"/>
-            </w:pPr>
-            <w:r>
-              <w:rPr>
-                <w:rFonts w:ascii="맑은 고딕" w:hAnsi="맑은 고딕" w:eastAsia="맑은 고딕"/>
-                <w:sz w:val="18"/>
-                <w:szCs w:val="18"/>
-              </w:rPr>
-              <w:t xml:space="preserve">병원간병 NURSING_HOSPITAL</w:t>
-            </w:r>
-          </w:p>
-        </w:tc>
-        <w:tc>
-          <w:tcPr>
-            <w:tcW w:w="1213" w:type="dxa"/>
-            <w:vAlign w:val="center"/>
-          </w:tcPr>
-          <w:p>
-            <w:pPr>
-              <w:spacing w:after="20" w:line="252" w:lineRule="auto"/>
-            </w:pPr>
-            <w:r>
-              <w:rPr>
-                <w:rFonts w:ascii="맑은 고딕" w:hAnsi="맑은 고딕" w:eastAsia="맑은 고딕"/>
-                <w:sz w:val="18"/>
-                <w:szCs w:val="18"/>
-              </w:rPr>
-              <w:t xml:space="preserve">간병</w:t>
-            </w:r>
-          </w:p>
-        </w:tc>
-        <w:tc>
-          <w:tcPr>
-            <w:tcW w:w="1719" w:type="dxa"/>
-            <w:vAlign w:val="center"/>
-          </w:tcPr>
-          <w:p>
-            <w:pPr>
-              <w:spacing w:after="20" w:line="252" w:lineRule="auto"/>
-            </w:pPr>
-            <w:r>
-              <w:rPr>
-                <w:rFonts w:ascii="맑은 고딕" w:hAnsi="맑은 고딕" w:eastAsia="맑은 고딕"/>
-                <w:sz w:val="18"/>
-                <w:szCs w:val="18"/>
-              </w:rPr>
-              <w:t xml:space="preserve">—</w:t>
-            </w:r>
-          </w:p>
-        </w:tc>
-        <w:tc>
-          <w:tcPr>
-            <w:tcW w:w="1921" w:type="dxa"/>
-            <w:vAlign w:val="center"/>
-          </w:tcPr>
-          <w:p>
-            <w:pPr>
-              <w:spacing w:after="20" w:line="252" w:lineRule="auto"/>
-            </w:pPr>
-            <w:r>
-              <w:rPr>
-                <w:rFonts w:ascii="맑은 고딕" w:hAnsi="맑은 고딕" w:eastAsia="맑은 고딕"/>
-                <w:sz w:val="18"/>
-                <w:szCs w:val="18"/>
-              </w:rPr>
-              <w:t xml:space="preserve">소프트 권장</w:t>
-            </w:r>
-          </w:p>
-        </w:tc>
-        <w:tc>
-          <w:tcPr>
-            <w:tcW w:w="1618" w:type="dxa"/>
-            <w:vAlign w:val="center"/>
-          </w:tcPr>
-          <w:p>
-            <w:pPr>
-              <w:spacing w:after="20" w:line="252" w:lineRule="auto"/>
-            </w:pPr>
-            <w:r>
-              <w:rPr>
-                <w:rFonts w:ascii="맑은 고딕" w:hAnsi="맑은 고딕" w:eastAsia="맑은 고딕"/>
-                <w:sz w:val="18"/>
-                <w:szCs w:val="18"/>
-              </w:rPr>
-              <w:t xml:space="preserve">환자</w:t>
-            </w:r>
-          </w:p>
-        </w:tc>
-      </w:tr>
-      <w:tr>
-        <w:tc>
-          <w:tcPr>
-            <w:tcW w:w="2730" w:type="dxa"/>
-            <w:vAlign w:val="center"/>
-          </w:tcPr>
-          <w:p>
-            <w:pPr>
-              <w:spacing w:after="20" w:line="252" w:lineRule="auto"/>
-            </w:pPr>
-            <w:r>
-              <w:rPr>
-                <w:rFonts w:ascii="맑은 고딕" w:hAnsi="맑은 고딕" w:eastAsia="맑은 고딕"/>
-                <w:sz w:val="18"/>
-                <w:szCs w:val="18"/>
-              </w:rPr>
-              <w:t xml:space="preserve">가사청소 HK_CLEANING</w:t>
-            </w:r>
-          </w:p>
-        </w:tc>
-        <w:tc>
-          <w:tcPr>
-            <w:tcW w:w="1213" w:type="dxa"/>
-            <w:vAlign w:val="center"/>
-          </w:tcPr>
-          <w:p>
-            <w:pPr>
-              <w:spacing w:after="20" w:line="252" w:lineRule="auto"/>
-            </w:pPr>
-            <w:r>
-              <w:rPr>
-                <w:rFonts w:ascii="맑은 고딕" w:hAnsi="맑은 고딕" w:eastAsia="맑은 고딕"/>
-                <w:sz w:val="18"/>
-                <w:szCs w:val="18"/>
-              </w:rPr>
-              <w:t xml:space="preserve">가사</w:t>
-            </w:r>
-          </w:p>
-        </w:tc>
-        <w:tc>
-          <w:tcPr>
-            <w:tcW w:w="1719" w:type="dxa"/>
-            <w:vAlign w:val="center"/>
-          </w:tcPr>
-          <w:p>
-            <w:pPr>
-              <w:spacing w:after="20" w:line="252" w:lineRule="auto"/>
-            </w:pPr>
-            <w:r>
-              <w:rPr>
-                <w:rFonts w:ascii="맑은 고딕" w:hAnsi="맑은 고딕" w:eastAsia="맑은 고딕"/>
-                <w:sz w:val="18"/>
-                <w:szCs w:val="18"/>
-              </w:rPr>
-              <w:t xml:space="preserve">hk_cleaning</w:t>
-            </w:r>
-          </w:p>
-        </w:tc>
-        <w:tc>
-          <w:tcPr>
-            <w:tcW w:w="1921" w:type="dxa"/>
-            <w:vAlign w:val="center"/>
-          </w:tcPr>
-          <w:p>
-            <w:pPr>
-              <w:spacing w:after="20" w:line="252" w:lineRule="auto"/>
-            </w:pPr>
-            <w:r>
-              <w:rPr>
-                <w:rFonts w:ascii="맑은 고딕" w:hAnsi="맑은 고딕" w:eastAsia="맑은 고딕"/>
-                <w:sz w:val="18"/>
-                <w:szCs w:val="18"/>
-              </w:rPr>
-              <w:t xml:space="preserve">무관</w:t>
-            </w:r>
-          </w:p>
-        </w:tc>
-        <w:tc>
-          <w:tcPr>
-            <w:tcW w:w="1618" w:type="dxa"/>
-            <w:vAlign w:val="center"/>
-          </w:tcPr>
-          <w:p>
-            <w:pPr>
-              <w:spacing w:after="20" w:line="252" w:lineRule="auto"/>
-            </w:pPr>
-            <w:r>
-              <w:rPr>
-                <w:rFonts w:ascii="맑은 고딕" w:hAnsi="맑은 고딕" w:eastAsia="맑은 고딕"/>
-                <w:sz w:val="18"/>
-                <w:szCs w:val="18"/>
-              </w:rPr>
-              <w:t xml:space="preserve">주소(장소)</w:t>
-            </w:r>
-          </w:p>
-        </w:tc>
-      </w:tr>
-      <w:tr>
-        <w:tc>
-          <w:tcPr>
-            <w:tcW w:w="2730" w:type="dxa"/>
-            <w:vAlign w:val="center"/>
-          </w:tcPr>
-          <w:p>
-            <w:pPr>
-              <w:spacing w:after="20" w:line="252" w:lineRule="auto"/>
-            </w:pPr>
-            <w:r>
-              <w:rPr>
-                <w:rFonts w:ascii="맑은 고딕" w:hAnsi="맑은 고딕" w:eastAsia="맑은 고딕"/>
-                <w:sz w:val="18"/>
-                <w:szCs w:val="18"/>
-              </w:rPr>
-              <w:t xml:space="preserve">가사수리 HK_REPAIR</w:t>
-            </w:r>
-          </w:p>
-        </w:tc>
-        <w:tc>
-          <w:tcPr>
-            <w:tcW w:w="1213" w:type="dxa"/>
-            <w:vAlign w:val="center"/>
-          </w:tcPr>
-          <w:p>
-            <w:pPr>
-              <w:spacing w:after="20" w:line="252" w:lineRule="auto"/>
-            </w:pPr>
-            <w:r>
-              <w:rPr>
-                <w:rFonts w:ascii="맑은 고딕" w:hAnsi="맑은 고딕" w:eastAsia="맑은 고딕"/>
-                <w:sz w:val="18"/>
-                <w:szCs w:val="18"/>
-              </w:rPr>
-              <w:t xml:space="preserve">가사</w:t>
-            </w:r>
-          </w:p>
-        </w:tc>
-        <w:tc>
-          <w:tcPr>
-            <w:tcW w:w="1719" w:type="dxa"/>
-            <w:vAlign w:val="center"/>
-          </w:tcPr>
-          <w:p>
-            <w:pPr>
-              <w:spacing w:after="20" w:line="252" w:lineRule="auto"/>
-            </w:pPr>
-            <w:r>
-              <w:rPr>
-                <w:rFonts w:ascii="맑은 고딕" w:hAnsi="맑은 고딕" w:eastAsia="맑은 고딕"/>
-                <w:sz w:val="18"/>
-                <w:szCs w:val="18"/>
-              </w:rPr>
-              <w:t xml:space="preserve">hk_repair</w:t>
-            </w:r>
-          </w:p>
-        </w:tc>
-        <w:tc>
-          <w:tcPr>
-            <w:tcW w:w="1921" w:type="dxa"/>
-            <w:vAlign w:val="center"/>
-          </w:tcPr>
-          <w:p>
-            <w:pPr>
-              <w:spacing w:after="20" w:line="252" w:lineRule="auto"/>
-            </w:pPr>
-            <w:r>
-              <w:rPr>
-                <w:rFonts w:ascii="맑은 고딕" w:hAnsi="맑은 고딕" w:eastAsia="맑은 고딕"/>
-                <w:sz w:val="18"/>
-                <w:szCs w:val="18"/>
-              </w:rPr>
-              <w:t xml:space="preserve">무관</w:t>
-            </w:r>
-          </w:p>
-        </w:tc>
-        <w:tc>
-          <w:tcPr>
-            <w:tcW w:w="1618" w:type="dxa"/>
-            <w:vAlign w:val="center"/>
-          </w:tcPr>
-          <w:p>
-            <w:pPr>
-              <w:spacing w:after="20" w:line="252" w:lineRule="auto"/>
-            </w:pPr>
-            <w:r>
-              <w:rPr>
-                <w:rFonts w:ascii="맑은 고딕" w:hAnsi="맑은 고딕" w:eastAsia="맑은 고딕"/>
-                <w:sz w:val="18"/>
-                <w:szCs w:val="18"/>
-              </w:rPr>
-              <w:t xml:space="preserve">주소(장소)</w:t>
-            </w:r>
-          </w:p>
-        </w:tc>
-      </w:tr>
-      <w:tr>
-        <w:tc>
-          <w:tcPr>
-            <w:tcW w:w="2730" w:type="dxa"/>
-            <w:vAlign w:val="center"/>
-          </w:tcPr>
-          <w:p>
-            <w:pPr>
-              <w:spacing w:after="20" w:line="252" w:lineRule="auto"/>
-            </w:pPr>
-            <w:r>
-              <w:rPr>
-                <w:rFonts w:ascii="맑은 고딕" w:hAnsi="맑은 고딕" w:eastAsia="맑은 고딕"/>
-                <w:sz w:val="18"/>
-                <w:szCs w:val="18"/>
-              </w:rPr>
-              <w:t xml:space="preserve">정리수납 HK_ORGANIZING</w:t>
-            </w:r>
-          </w:p>
-        </w:tc>
-        <w:tc>
-          <w:tcPr>
-            <w:tcW w:w="1213" w:type="dxa"/>
-            <w:vAlign w:val="center"/>
-          </w:tcPr>
-          <w:p>
-            <w:pPr>
-              <w:spacing w:after="20" w:line="252" w:lineRule="auto"/>
-            </w:pPr>
-            <w:r>
-              <w:rPr>
-                <w:rFonts w:ascii="맑은 고딕" w:hAnsi="맑은 고딕" w:eastAsia="맑은 고딕"/>
-                <w:sz w:val="18"/>
-                <w:szCs w:val="18"/>
-              </w:rPr>
-              <w:t xml:space="preserve">가사</w:t>
-            </w:r>
-          </w:p>
-        </w:tc>
-        <w:tc>
-          <w:tcPr>
-            <w:tcW w:w="1719" w:type="dxa"/>
-            <w:vAlign w:val="center"/>
-          </w:tcPr>
-          <w:p>
-            <w:pPr>
-              <w:spacing w:after="20" w:line="252" w:lineRule="auto"/>
-            </w:pPr>
-            <w:r>
-              <w:rPr>
-                <w:rFonts w:ascii="맑은 고딕" w:hAnsi="맑은 고딕" w:eastAsia="맑은 고딕"/>
-                <w:sz w:val="18"/>
-                <w:szCs w:val="18"/>
-              </w:rPr>
-              <w:t xml:space="preserve">hk_organizing</w:t>
-            </w:r>
-          </w:p>
-        </w:tc>
-        <w:tc>
-          <w:tcPr>
-            <w:tcW w:w="1921" w:type="dxa"/>
-            <w:vAlign w:val="center"/>
-          </w:tcPr>
-          <w:p>
-            <w:pPr>
-              <w:spacing w:after="20" w:line="252" w:lineRule="auto"/>
-            </w:pPr>
-            <w:r>
-              <w:rPr>
-                <w:rFonts w:ascii="맑은 고딕" w:hAnsi="맑은 고딕" w:eastAsia="맑은 고딕"/>
-                <w:sz w:val="18"/>
-                <w:szCs w:val="18"/>
-              </w:rPr>
-              <w:t xml:space="preserve">무관</w:t>
-            </w:r>
-          </w:p>
-        </w:tc>
-        <w:tc>
-          <w:tcPr>
-            <w:tcW w:w="1618" w:type="dxa"/>
-            <w:vAlign w:val="center"/>
-          </w:tcPr>
-          <w:p>
-            <w:pPr>
-              <w:spacing w:after="20" w:line="252" w:lineRule="auto"/>
-            </w:pPr>
-            <w:r>
-              <w:rPr>
-                <w:rFonts w:ascii="맑은 고딕" w:hAnsi="맑은 고딕" w:eastAsia="맑은 고딕"/>
-                <w:sz w:val="18"/>
-                <w:szCs w:val="18"/>
-              </w:rPr>
-              <w:t xml:space="preserve">주소(장소)</w:t>
+            <w:tcW w:type="dxa" w:w="2730"/>
+          </w:tcPr>
+          <w:p>
+            <w:r>
+              <w:t>방문요양 VISIT_CARE</w:t>
+            </w:r>
+          </w:p>
+        </w:tc>
+        <w:tc>
+          <w:tcPr>
+            <w:tcW w:type="dxa" w:w="1213"/>
+          </w:tcPr>
+          <w:p>
+            <w:r>
+              <w:t>시니어</w:t>
+            </w:r>
+          </w:p>
+        </w:tc>
+        <w:tc>
+          <w:tcPr>
+            <w:tcW w:type="dxa" w:w="1719"/>
+          </w:tcPr>
+          <w:p>
+            <w:r>
+              <w:t>—</w:t>
+            </w:r>
+          </w:p>
+        </w:tc>
+        <w:tc>
+          <w:tcPr>
+            <w:tcW w:type="dxa" w:w="1921"/>
+          </w:tcPr>
+          <w:p>
+            <w:r>
+              <w:t>소프트 권장</w:t>
+            </w:r>
+          </w:p>
+        </w:tc>
+        <w:tc>
+          <w:tcPr>
+            <w:tcW w:type="dxa" w:w="1618"/>
+          </w:tcPr>
+          <w:p>
+            <w:r>
+              <w:t>어르신</w:t>
+            </w:r>
+          </w:p>
+        </w:tc>
+      </w:tr>
+      <w:tr>
+        <w:tc>
+          <w:tcPr>
+            <w:tcW w:type="dxa" w:w="2730"/>
+          </w:tcPr>
+          <w:p>
+            <w:r>
+              <w:t>야간케어 NIGHT_CARE</w:t>
+            </w:r>
+          </w:p>
+        </w:tc>
+        <w:tc>
+          <w:tcPr>
+            <w:tcW w:type="dxa" w:w="1213"/>
+          </w:tcPr>
+          <w:p>
+            <w:r>
+              <w:t>시니어</w:t>
+            </w:r>
+          </w:p>
+        </w:tc>
+        <w:tc>
+          <w:tcPr>
+            <w:tcW w:type="dxa" w:w="1719"/>
+          </w:tcPr>
+          <w:p>
+            <w:r>
+              <w:t>—</w:t>
+            </w:r>
+          </w:p>
+        </w:tc>
+        <w:tc>
+          <w:tcPr>
+            <w:tcW w:type="dxa" w:w="1921"/>
+          </w:tcPr>
+          <w:p>
+            <w:r>
+              <w:t>소프트 권장</w:t>
+            </w:r>
+          </w:p>
+        </w:tc>
+        <w:tc>
+          <w:tcPr>
+            <w:tcW w:type="dxa" w:w="1618"/>
+          </w:tcPr>
+          <w:p>
+            <w:r>
+              <w:t>어르신</w:t>
+            </w:r>
+          </w:p>
+        </w:tc>
+      </w:tr>
+      <w:tr>
+        <w:tc>
+          <w:tcPr>
+            <w:tcW w:type="dxa" w:w="2730"/>
+          </w:tcPr>
+          <w:p>
+            <w:r>
+              <w:t>단기보호 SHORT_STAY</w:t>
+            </w:r>
+          </w:p>
+        </w:tc>
+        <w:tc>
+          <w:tcPr>
+            <w:tcW w:type="dxa" w:w="1213"/>
+          </w:tcPr>
+          <w:p>
+            <w:r>
+              <w:t>시니어</w:t>
+            </w:r>
+          </w:p>
+        </w:tc>
+        <w:tc>
+          <w:tcPr>
+            <w:tcW w:type="dxa" w:w="1719"/>
+          </w:tcPr>
+          <w:p>
+            <w:r>
+              <w:t>—</w:t>
+            </w:r>
+          </w:p>
+        </w:tc>
+        <w:tc>
+          <w:tcPr>
+            <w:tcW w:type="dxa" w:w="1921"/>
+          </w:tcPr>
+          <w:p>
+            <w:r>
+              <w:t>소프트 권장</w:t>
+            </w:r>
+          </w:p>
+        </w:tc>
+        <w:tc>
+          <w:tcPr>
+            <w:tcW w:type="dxa" w:w="1618"/>
+          </w:tcPr>
+          <w:p>
+            <w:r>
+              <w:t>어르신</w:t>
+            </w:r>
+          </w:p>
+        </w:tc>
+      </w:tr>
+      <w:tr>
+        <w:tc>
+          <w:tcPr>
+            <w:tcW w:type="dxa" w:w="2730"/>
+          </w:tcPr>
+          <w:p>
+            <w:r>
+              <w:t>방문목욕 BATH</w:t>
+            </w:r>
+          </w:p>
+        </w:tc>
+        <w:tc>
+          <w:tcPr>
+            <w:tcW w:type="dxa" w:w="1213"/>
+          </w:tcPr>
+          <w:p>
+            <w:r>
+              <w:t>시니어</w:t>
+            </w:r>
+          </w:p>
+        </w:tc>
+        <w:tc>
+          <w:tcPr>
+            <w:tcW w:type="dxa" w:w="1719"/>
+          </w:tcPr>
+          <w:p>
+            <w:r>
+              <w:t>—</w:t>
+            </w:r>
+          </w:p>
+        </w:tc>
+        <w:tc>
+          <w:tcPr>
+            <w:tcW w:type="dxa" w:w="1921"/>
+          </w:tcPr>
+          <w:p>
+            <w:r>
+              <w:t>하드 강제</w:t>
+            </w:r>
+          </w:p>
+        </w:tc>
+        <w:tc>
+          <w:tcPr>
+            <w:tcW w:type="dxa" w:w="1618"/>
+          </w:tcPr>
+          <w:p>
+            <w:r>
+              <w:t>어르신</w:t>
+            </w:r>
+          </w:p>
+        </w:tc>
+      </w:tr>
+      <w:tr>
+        <w:tc>
+          <w:tcPr>
+            <w:tcW w:type="dxa" w:w="2730"/>
+          </w:tcPr>
+          <w:p>
+            <w:r>
+              <w:t>병원간병 NURSING_HOSPITAL</w:t>
+            </w:r>
+          </w:p>
+        </w:tc>
+        <w:tc>
+          <w:tcPr>
+            <w:tcW w:type="dxa" w:w="1213"/>
+          </w:tcPr>
+          <w:p>
+            <w:r>
+              <w:t>간병</w:t>
+            </w:r>
+          </w:p>
+        </w:tc>
+        <w:tc>
+          <w:tcPr>
+            <w:tcW w:type="dxa" w:w="1719"/>
+          </w:tcPr>
+          <w:p>
+            <w:r>
+              <w:t>—</w:t>
+            </w:r>
+          </w:p>
+        </w:tc>
+        <w:tc>
+          <w:tcPr>
+            <w:tcW w:type="dxa" w:w="1921"/>
+          </w:tcPr>
+          <w:p>
+            <w:r>
+              <w:t>소프트 권장</w:t>
+            </w:r>
+          </w:p>
+        </w:tc>
+        <w:tc>
+          <w:tcPr>
+            <w:tcW w:type="dxa" w:w="1618"/>
+          </w:tcPr>
+          <w:p>
+            <w:r>
+              <w:t>환자</w:t>
+            </w:r>
+          </w:p>
+        </w:tc>
+      </w:tr>
+      <w:tr>
+        <w:tc>
+          <w:tcPr>
+            <w:tcW w:type="dxa" w:w="2730"/>
+          </w:tcPr>
+          <w:p>
+            <w:r>
+              <w:t>가사청소 HK_CLEANING</w:t>
+            </w:r>
+          </w:p>
+        </w:tc>
+        <w:tc>
+          <w:tcPr>
+            <w:tcW w:type="dxa" w:w="1213"/>
+          </w:tcPr>
+          <w:p>
+            <w:r>
+              <w:t>생활지원</w:t>
+            </w:r>
+          </w:p>
+        </w:tc>
+        <w:tc>
+          <w:tcPr>
+            <w:tcW w:type="dxa" w:w="1719"/>
+          </w:tcPr>
+          <w:p>
+            <w:r>
+              <w:t>hk_cleaning</w:t>
+            </w:r>
+          </w:p>
+        </w:tc>
+        <w:tc>
+          <w:tcPr>
+            <w:tcW w:type="dxa" w:w="1921"/>
+          </w:tcPr>
+          <w:p>
+            <w:r>
+              <w:t>무관</w:t>
+            </w:r>
+          </w:p>
+        </w:tc>
+        <w:tc>
+          <w:tcPr>
+            <w:tcW w:type="dxa" w:w="1618"/>
+          </w:tcPr>
+          <w:p>
+            <w:r>
+              <w:t>주소(장소)</w:t>
+            </w:r>
+          </w:p>
+        </w:tc>
+      </w:tr>
+      <w:tr>
+        <w:tc>
+          <w:tcPr>
+            <w:tcW w:type="dxa" w:w="2730"/>
+          </w:tcPr>
+          <w:p>
+            <w:r>
+              <w:t>가사수리 HK_REPAIR</w:t>
+            </w:r>
+          </w:p>
+        </w:tc>
+        <w:tc>
+          <w:tcPr>
+            <w:tcW w:type="dxa" w:w="1213"/>
+          </w:tcPr>
+          <w:p>
+            <w:r>
+              <w:t>생활지원</w:t>
+            </w:r>
+          </w:p>
+        </w:tc>
+        <w:tc>
+          <w:tcPr>
+            <w:tcW w:type="dxa" w:w="1719"/>
+          </w:tcPr>
+          <w:p>
+            <w:r>
+              <w:t>hk_repair</w:t>
+            </w:r>
+          </w:p>
+        </w:tc>
+        <w:tc>
+          <w:tcPr>
+            <w:tcW w:type="dxa" w:w="1921"/>
+          </w:tcPr>
+          <w:p>
+            <w:r>
+              <w:t>무관</w:t>
+            </w:r>
+          </w:p>
+        </w:tc>
+        <w:tc>
+          <w:tcPr>
+            <w:tcW w:type="dxa" w:w="1618"/>
+          </w:tcPr>
+          <w:p>
+            <w:r>
+              <w:t>주소(장소)</w:t>
+            </w:r>
+          </w:p>
+        </w:tc>
+      </w:tr>
+      <w:tr>
+        <w:tc>
+          <w:tcPr>
+            <w:tcW w:type="dxa" w:w="2730"/>
+          </w:tcPr>
+          <w:p>
+            <w:r>
+              <w:t>정리수납 HK_ORGANIZING</w:t>
+            </w:r>
+          </w:p>
+        </w:tc>
+        <w:tc>
+          <w:tcPr>
+            <w:tcW w:type="dxa" w:w="1213"/>
+          </w:tcPr>
+          <w:p>
+            <w:r>
+              <w:t>생활지원</w:t>
+            </w:r>
+          </w:p>
+        </w:tc>
+        <w:tc>
+          <w:tcPr>
+            <w:tcW w:type="dxa" w:w="1719"/>
+          </w:tcPr>
+          <w:p>
+            <w:r>
+              <w:t>hk_organizing</w:t>
+            </w:r>
+          </w:p>
+        </w:tc>
+        <w:tc>
+          <w:tcPr>
+            <w:tcW w:type="dxa" w:w="1921"/>
+          </w:tcPr>
+          <w:p>
+            <w:r>
+              <w:t>무관</w:t>
+            </w:r>
+          </w:p>
+        </w:tc>
+        <w:tc>
+          <w:tcPr>
+            <w:tcW w:type="dxa" w:w="1618"/>
+          </w:tcPr>
+          <w:p>
+            <w:r>
+              <w:t>주소(장소)</w:t>
+            </w:r>
+          </w:p>
+        </w:tc>
+      </w:tr>
+      <w:tr>
+        <w:tc>
+          <w:tcPr>
+            <w:tcW w:type="dxa" w:w="2730"/>
+          </w:tcPr>
+          <w:p>
+            <w:r>
+              <w:t>동행 LS_COMPANION</w:t>
+            </w:r>
+          </w:p>
+        </w:tc>
+        <w:tc>
+          <w:tcPr>
+            <w:tcW w:type="dxa" w:w="1213"/>
+          </w:tcPr>
+          <w:p>
+            <w:r>
+              <w:t>생활지원</w:t>
+            </w:r>
+          </w:p>
+        </w:tc>
+        <w:tc>
+          <w:tcPr>
+            <w:tcW w:type="dxa" w:w="1719"/>
+          </w:tcPr>
+          <w:p>
+            <w:r>
+              <w:t>—</w:t>
+            </w:r>
+          </w:p>
+        </w:tc>
+        <w:tc>
+          <w:tcPr>
+            <w:tcW w:type="dxa" w:w="1921"/>
+          </w:tcPr>
+          <w:p>
+            <w:r>
+              <w:t>무관</w:t>
+            </w:r>
+          </w:p>
+        </w:tc>
+        <w:tc>
+          <w:tcPr>
+            <w:tcW w:type="dxa" w:w="1618"/>
+          </w:tcPr>
+          <w:p>
+            <w:r>
+              <w:t>주소(장소)</w:t>
+            </w:r>
+          </w:p>
+        </w:tc>
+      </w:tr>
+      <w:tr>
+        <w:tc>
+          <w:tcPr>
+            <w:tcW w:type="dxa" w:w="2730"/>
+          </w:tcPr>
+          <w:p>
+            <w:r>
+              <w:t>산후관리 PP_CARE</w:t>
+            </w:r>
+          </w:p>
+        </w:tc>
+        <w:tc>
+          <w:tcPr>
+            <w:tcW w:type="dxa" w:w="1213"/>
+          </w:tcPr>
+          <w:p>
+            <w:r>
+              <w:t>산모·산후</w:t>
+            </w:r>
+          </w:p>
+        </w:tc>
+        <w:tc>
+          <w:tcPr>
+            <w:tcW w:type="dxa" w:w="1719"/>
+          </w:tcPr>
+          <w:p>
+            <w:r>
+              <w:t>—</w:t>
+            </w:r>
+          </w:p>
+        </w:tc>
+        <w:tc>
+          <w:tcPr>
+            <w:tcW w:type="dxa" w:w="1921"/>
+          </w:tcPr>
+          <w:p>
+            <w:r>
+              <w:t>소프트 권장</w:t>
+            </w:r>
+          </w:p>
+        </w:tc>
+        <w:tc>
+          <w:tcPr>
+            <w:tcW w:type="dxa" w:w="1618"/>
+          </w:tcPr>
+          <w:p>
+            <w:r>
+              <w:t>산모</w:t>
+            </w:r>
+          </w:p>
+        </w:tc>
+      </w:tr>
+      <w:tr>
+        <w:tc>
+          <w:tcPr>
+            <w:tcW w:type="dxa" w:w="2730"/>
+          </w:tcPr>
+          <w:p>
+            <w:r>
+              <w:t>산후 야간케어 PP_NIGHT</w:t>
+            </w:r>
+          </w:p>
+        </w:tc>
+        <w:tc>
+          <w:tcPr>
+            <w:tcW w:type="dxa" w:w="1213"/>
+          </w:tcPr>
+          <w:p>
+            <w:r>
+              <w:t>산모·산후</w:t>
+            </w:r>
+          </w:p>
+        </w:tc>
+        <w:tc>
+          <w:tcPr>
+            <w:tcW w:type="dxa" w:w="1719"/>
+          </w:tcPr>
+          <w:p>
+            <w:r>
+              <w:t>—</w:t>
+            </w:r>
+          </w:p>
+        </w:tc>
+        <w:tc>
+          <w:tcPr>
+            <w:tcW w:type="dxa" w:w="1921"/>
+          </w:tcPr>
+          <w:p>
+            <w:r>
+              <w:t>소프트 권장</w:t>
+            </w:r>
+          </w:p>
+        </w:tc>
+        <w:tc>
+          <w:tcPr>
+            <w:tcW w:type="dxa" w:w="1618"/>
+          </w:tcPr>
+          <w:p>
+            <w:r>
+              <w:t>산모</w:t>
+            </w:r>
+          </w:p>
+        </w:tc>
+      </w:tr>
+      <w:tr>
+        <w:tc>
+          <w:tcPr>
+            <w:tcW w:type="dxa" w:w="2730"/>
+          </w:tcPr>
+          <w:p>
+            <w:r>
+              <w:t>등하원동행 CC_PICKUP</w:t>
+            </w:r>
+          </w:p>
+        </w:tc>
+        <w:tc>
+          <w:tcPr>
+            <w:tcW w:type="dxa" w:w="1213"/>
+          </w:tcPr>
+          <w:p>
+            <w:r>
+              <w:t>아이돌봄</w:t>
+            </w:r>
+          </w:p>
+        </w:tc>
+        <w:tc>
+          <w:tcPr>
+            <w:tcW w:type="dxa" w:w="1719"/>
+          </w:tcPr>
+          <w:p>
+            <w:r>
+              <w:t>—</w:t>
+            </w:r>
+          </w:p>
+        </w:tc>
+        <w:tc>
+          <w:tcPr>
+            <w:tcW w:type="dxa" w:w="1921"/>
+          </w:tcPr>
+          <w:p>
+            <w:r>
+              <w:t>무관</w:t>
+            </w:r>
+          </w:p>
+        </w:tc>
+        <w:tc>
+          <w:tcPr>
+            <w:tcW w:type="dxa" w:w="1618"/>
+          </w:tcPr>
+          <w:p>
+            <w:r>
+              <w:t>아이</w:t>
+            </w:r>
+          </w:p>
+        </w:tc>
+      </w:tr>
+      <w:tr>
+        <w:tc>
+          <w:tcPr>
+            <w:tcW w:type="dxa" w:w="2730"/>
+          </w:tcPr>
+          <w:p>
+            <w:r>
+              <w:t>놀이돌봄 CC_PLAY</w:t>
+            </w:r>
+          </w:p>
+        </w:tc>
+        <w:tc>
+          <w:tcPr>
+            <w:tcW w:type="dxa" w:w="1213"/>
+          </w:tcPr>
+          <w:p>
+            <w:r>
+              <w:t>아이돌봄</w:t>
+            </w:r>
+          </w:p>
+        </w:tc>
+        <w:tc>
+          <w:tcPr>
+            <w:tcW w:type="dxa" w:w="1719"/>
+          </w:tcPr>
+          <w:p>
+            <w:r>
+              <w:t>—</w:t>
+            </w:r>
+          </w:p>
+        </w:tc>
+        <w:tc>
+          <w:tcPr>
+            <w:tcW w:type="dxa" w:w="1921"/>
+          </w:tcPr>
+          <w:p>
+            <w:r>
+              <w:t>무관</w:t>
+            </w:r>
+          </w:p>
+        </w:tc>
+        <w:tc>
+          <w:tcPr>
+            <w:tcW w:type="dxa" w:w="1618"/>
+          </w:tcPr>
+          <w:p>
+            <w:r>
+              <w:t>아이</w:t>
+            </w:r>
+          </w:p>
+        </w:tc>
+      </w:tr>
+      <w:tr>
+        <w:tc>
+          <w:tcPr>
+            <w:tcW w:type="dxa" w:w="2730"/>
+          </w:tcPr>
+          <w:p>
+            <w:r>
+              <w:t>영아돌봄 CC_INFANT</w:t>
+            </w:r>
+          </w:p>
+        </w:tc>
+        <w:tc>
+          <w:tcPr>
+            <w:tcW w:type="dxa" w:w="1213"/>
+          </w:tcPr>
+          <w:p>
+            <w:r>
+              <w:t>아이돌봄</w:t>
+            </w:r>
+          </w:p>
+        </w:tc>
+        <w:tc>
+          <w:tcPr>
+            <w:tcW w:type="dxa" w:w="1719"/>
+          </w:tcPr>
+          <w:p>
+            <w:r>
+              <w:t>—</w:t>
+            </w:r>
+          </w:p>
+        </w:tc>
+        <w:tc>
+          <w:tcPr>
+            <w:tcW w:type="dxa" w:w="1921"/>
+          </w:tcPr>
+          <w:p>
+            <w:r>
+              <w:t>무관</w:t>
+            </w:r>
+          </w:p>
+        </w:tc>
+        <w:tc>
+          <w:tcPr>
+            <w:tcW w:type="dxa" w:w="1618"/>
+          </w:tcPr>
+          <w:p>
+            <w:r>
+              <w:t>아이</w:t>
+            </w:r>
+          </w:p>
+        </w:tc>
+      </w:tr>
+      <w:tr>
+        <w:tc>
+          <w:tcPr>
+            <w:tcW w:type="dxa" w:w="2730"/>
+          </w:tcPr>
+          <w:p>
+            <w:r>
+              <w:t>정서지원 MC_SUPPORT</w:t>
+            </w:r>
+          </w:p>
+        </w:tc>
+        <w:tc>
+          <w:tcPr>
+            <w:tcW w:type="dxa" w:w="1213"/>
+          </w:tcPr>
+          <w:p>
+            <w:r>
+              <w:t>마음돌봄</w:t>
+            </w:r>
+          </w:p>
+        </w:tc>
+        <w:tc>
+          <w:tcPr>
+            <w:tcW w:type="dxa" w:w="1719"/>
+          </w:tcPr>
+          <w:p>
+            <w:r>
+              <w:t>—</w:t>
+            </w:r>
+          </w:p>
+        </w:tc>
+        <w:tc>
+          <w:tcPr>
+            <w:tcW w:type="dxa" w:w="1921"/>
+          </w:tcPr>
+          <w:p>
+            <w:r>
+              <w:t>무관</w:t>
+            </w:r>
+          </w:p>
+        </w:tc>
+        <w:tc>
+          <w:tcPr>
+            <w:tcW w:type="dxa" w:w="1618"/>
+          </w:tcPr>
+          <w:p>
+            <w:r>
+              <w:t>본인/가족</w:t>
+            </w:r>
+          </w:p>
+        </w:tc>
+      </w:tr>
+      <w:tr>
+        <w:tc>
+          <w:tcPr>
+            <w:tcW w:type="dxa" w:w="2730"/>
+          </w:tcPr>
+          <w:p>
+            <w:r>
+              <w:t>심리상담동행 MC_COMPANION</w:t>
+            </w:r>
+          </w:p>
+        </w:tc>
+        <w:tc>
+          <w:tcPr>
+            <w:tcW w:type="dxa" w:w="1213"/>
+          </w:tcPr>
+          <w:p>
+            <w:r>
+              <w:t>마음돌봄</w:t>
+            </w:r>
+          </w:p>
+        </w:tc>
+        <w:tc>
+          <w:tcPr>
+            <w:tcW w:type="dxa" w:w="1719"/>
+          </w:tcPr>
+          <w:p>
+            <w:r>
+              <w:t>—</w:t>
+            </w:r>
+          </w:p>
+        </w:tc>
+        <w:tc>
+          <w:tcPr>
+            <w:tcW w:type="dxa" w:w="1921"/>
+          </w:tcPr>
+          <w:p>
+            <w:r>
+              <w:t>무관</w:t>
+            </w:r>
+          </w:p>
+        </w:tc>
+        <w:tc>
+          <w:tcPr>
+            <w:tcW w:type="dxa" w:w="1618"/>
+          </w:tcPr>
+          <w:p>
+            <w:r>
+              <w:t>본인/가족</w:t>
             </w:r>
           </w:p>
         </w:tc>
@@ -3686,7 +3588,7 @@
           <w:sz w:val="20"/>
           <w:szCs w:val="20"/>
         </w:rPr>
-        <w:t xml:space="preserve">가사 도메인은 대상이 사람이 아니라 주소(장소)이므로 동성 매칭 개념이 성립하지 않는다.</w:t>
+        <w:t>생활지원 도메인(청소·수리·정리·동행)은 대상이 사람이 아니라 주소(장소)이므로 동성 매칭이 성립하지 않는다(성별 무관). 아이돌봄·마음돌봄은 현재 성별 무관이며, 필요 시 보호자가 선호 성별을 지정한다.</w:t>
       </w:r>
     </w:p>
     <w:p>

--- a/CareAnd-AI매칭-설계서.docx
+++ b/CareAnd-AI매칭-설계서.docx
@@ -76,7 +76,7 @@
         <w:spacing w:after="240" w:line="276" w:lineRule="auto"/>
       </w:pPr>
       <w:r>
-        <w:t>작성일: 2026-06-27 · 개정: 2026-06-28(L2R 추가) · 대상: careand.aiclaude.kr 매칭 엔진(백엔드 Laravel + AI 서비스 FastAPI) · 버전: rule-v3 + L2R(데이터 임계 게이트)</w:t>
+        <w:t>작성일: 2026-06-27 · 개정: 2026-06-28(L2R 추가) · 대상: caren.aiclaude.kr 매칭 엔진(백엔드 Laravel + AI 서비스 FastAPI) · 버전: rule-v3 + L2R(데이터 임계 게이트)</w:t>
       </w:r>
     </w:p>
     <w:p>

--- a/CareAnd-AI매칭-설계서.docx
+++ b/CareAnd-AI매칭-설계서.docx
@@ -136,6 +136,19 @@
           <w:rFonts w:ascii="맑은 고딕" w:hAnsi="맑은 고딕" w:eastAsia="맑은 고딕"/>
         </w:rPr>
         <w:t xml:space="preserve">운영 환경에서는 비동기 큐(Redis, careand-queue)로 처리한다. 요청 생성 즉시 응답하고 GenerateMatchCandidatesJob 이 후보를 산출한다(보호자는 폴링으로 확인). 로컬/테스트는 동기 경로로 즉시 처리하며 두 경로의 필터·정책은 동일하다.</w:t>
+      </w:r>
+    </w:p>
+    <w:p>
+      <w:pPr>
+        <w:pStyle w:val="Heading2"/>
+      </w:pPr>
+      <w:r>
+        <w:t>2.1 요청 진입 개인화 — 홈 도메인 카드</w:t>
+      </w:r>
+    </w:p>
+    <w:p>
+      <w:r>
+        <w:t>회원앱 홈(/app/home) 서비스 허브는 매칭 요청 생성 이전 단계에서 사용자를 도메인으로 유도한다. 가입 시 선택한 요청자 종류(kind)가 role=guardian + intent로 파생돼 guardians.intent에 영속되며, 홈은 우선순위 [최근 요청 도메인 → 가입 intent → 대상정보 보유 → 기본(요양보호)]로 해당 도메인 카드를 최상단 featured로 승격한다(intent→도메인: housekeeping→living_support, 그 외 postpartum/childcare/mental_care는 동명). 즉 '가입 목적 도메인'이 매칭 요청 진입점으로 선노출된다. 이는 점수화(5장)와 무관한 진입 UX 개인화이며, 실제 매칭은 선택된 도메인의 요청이 생성된 뒤 아래 파이프라인(3~5장)을 따른다. 구현 주의: 홈은 저장된 user.guardian.intent를 읽으므로 auth 응답이 guardian을 eager-load해야 하며, signup 응답의 eager-load 누락 버그는 backend 9c80578로 login/me와 통일해 수정(member-web 302145b). 재로그인·앱 재실행 후에도 유지되며 라이브 e2e 5종(어르신·아이돌봄·마음돌봄·산모·가사) 전부 PASS.</w:t>
       </w:r>
     </w:p>
     <w:tbl>
